--- a/backend/data/templates/pt/politica_vuln_patch_pme.docx
+++ b/backend/data/templates/pt/politica_vuln_patch_pme.docx
@@ -195,12 +195,12 @@
         <w:rPr>
           <w:b/>
           <w:bCs/>
-          <w:color w:val="1F4E79"/>
+          <w:color w:val="555555"/>
           <w:sz w:val="20"/>
           <w:szCs w:val="20"/>
           <w:lang w:val="pt-PT"/>
         </w:rPr>
-        <w:t>DL 125/2025 (NIS2)</w:t>
+        <w:t>NIS2 (Regime Jurídico da Cibersegurança e Regulamento n.º 756/2026 do CNCS) | QNRCS</w:t>
       </w:r>
     </w:p>
     <w:p>
@@ -304,69 +304,33 @@
                 <w:szCs w:val="19"/>
                 <w:lang w:val="pt-PT"/>
               </w:rPr>
-              <w:t xml:space="preserve">Os documentos do repositório NIS2PME são modelos de referência desenvolvidos para apoiar pequenas e médias empresas na implementação de práticas de </w:t>
-            </w:r>
-            <w:proofErr w:type="spellStart"/>
+              <w:t>Os documentos do repositório NIS2PME são modelos de referência desenvolvidos para apoiar pequenas e médias empresas na implementação de práticas de cibersegurança. A NIS2 é uma diretiva europeia (Diretiva (UE) 2022/2555). Em Portugal, aplica-se através do Regime Jurídico da Cibersegurança (RJC), aprovado pelo Decreto-Lei n.º 125/2025, de 4 de dezembro, e do Regulamento n.º 756/2026 do Centro Nacional de Cibersegurança (CNCS), que define as medidas mínimas do Quadro Nacional de Referência para a Cibersegurança (QNRCS) e a plataforma eletrónica MyCiber.</w:t>
+            </w:r>
+          </w:p>
+          <w:p>
+            <w:pPr>
+              <w:spacing w:after="80"/>
+              <w:jc w:val="center"/>
+              <w:rPr>
+                <w:lang w:val="pt-PT"/>
+              </w:rPr>
+            </w:pPr>
             <w:r>
               <w:rPr>
                 <w:sz w:val="19"/>
                 <w:szCs w:val="19"/>
                 <w:lang w:val="pt-PT"/>
               </w:rPr>
-              <w:t>cibersegurança</w:t>
-            </w:r>
-            <w:proofErr w:type="spellEnd"/>
+              <w:t xml:space="preserve">Estes modelos não constituem aconselhamento jurídico nem substituem a análise do enquadramento legal específico de cada organização. Antes de </w:t>
+            </w:r>
+            <w:proofErr w:type="spellStart"/>
             <w:r>
               <w:rPr>
                 <w:sz w:val="19"/>
                 <w:szCs w:val="19"/>
                 <w:lang w:val="pt-PT"/>
               </w:rPr>
-              <w:t xml:space="preserve"> alinhadas com o Decreto-Lei 125/2025 e a </w:t>
-            </w:r>
-            <w:proofErr w:type="spellStart"/>
-            <w:r>
-              <w:rPr>
-                <w:sz w:val="19"/>
-                <w:szCs w:val="19"/>
-                <w:lang w:val="pt-PT"/>
-              </w:rPr>
-              <w:t>Directiva</w:t>
-            </w:r>
-            <w:proofErr w:type="spellEnd"/>
-            <w:r>
-              <w:rPr>
-                <w:sz w:val="19"/>
-                <w:szCs w:val="19"/>
-                <w:lang w:val="pt-PT"/>
-              </w:rPr>
-              <w:t xml:space="preserve"> NIS2 (UE 2022/2555).</w:t>
-            </w:r>
-          </w:p>
-          <w:p>
-            <w:pPr>
-              <w:spacing w:after="80"/>
-              <w:jc w:val="center"/>
-              <w:rPr>
-                <w:lang w:val="pt-PT"/>
-              </w:rPr>
-            </w:pPr>
-            <w:r>
-              <w:rPr>
-                <w:sz w:val="19"/>
-                <w:szCs w:val="19"/>
-                <w:lang w:val="pt-PT"/>
-              </w:rPr>
-              <w:t xml:space="preserve">Estes modelos não constituem aconselhamento jurídico nem substituem a análise do enquadramento legal específico de cada organização. Antes de </w:t>
-            </w:r>
-            <w:proofErr w:type="spellStart"/>
-            <w:r>
-              <w:rPr>
-                <w:sz w:val="19"/>
-                <w:szCs w:val="19"/>
-                <w:lang w:val="pt-PT"/>
-              </w:rPr>
-              <w:t>adoptar</w:t>
+              <w:t>adotar</w:t>
             </w:r>
             <w:proofErr w:type="spellEnd"/>
             <w:r>
@@ -406,7 +370,7 @@
                 <w:szCs w:val="19"/>
                 <w:lang w:val="pt-PT"/>
               </w:rPr>
-              <w:t>rectos</w:t>
+              <w:t>retos</w:t>
             </w:r>
             <w:proofErr w:type="spellEnd"/>
             <w:r>
@@ -644,7 +608,7 @@
           <w:szCs w:val="28"/>
           <w:lang w:val="pt-PT"/>
         </w:rPr>
-        <w:t>Vulnerability</w:t>
+        <w:t>Vulnerability and Patch</w:t>
       </w:r>
       <w:proofErr w:type="spellEnd"/>
       <w:r>
@@ -656,7 +620,6 @@
           <w:szCs w:val="28"/>
           <w:lang w:val="pt-PT"/>
         </w:rPr>
-        <w:t xml:space="preserve"> &amp; </w:t>
       </w:r>
       <w:proofErr w:type="spellStart"/>
       <w:r>
@@ -668,7 +631,6 @@
           <w:szCs w:val="28"/>
           <w:lang w:val="pt-PT"/>
         </w:rPr>
-        <w:t>Patch</w:t>
       </w:r>
       <w:proofErr w:type="spellEnd"/>
       <w:r>
@@ -722,7 +684,7 @@
           <w:szCs w:val="20"/>
           <w:lang w:val="pt-PT"/>
         </w:rPr>
-        <w:t>Versão 1.0   |</w:t>
+        <w:t xml:space="preserve">Versão 1.0   |</w:t>
       </w:r>
       <w:proofErr w:type="gramStart"/>
       <w:r>
@@ -742,7 +704,7 @@
           <w:szCs w:val="20"/>
           <w:lang w:val="pt-PT"/>
         </w:rPr>
-        <w:t>|   Classificação: Confidencial - Uso Interno</w:t>
+        <w:t xml:space="preserve">|   Classificação: Confidencial - Uso Interno</w:t>
       </w:r>
     </w:p>
     <w:p>
@@ -760,27 +722,7 @@
           <w:szCs w:val="18"/>
           <w:lang w:val="pt-PT"/>
         </w:rPr>
-        <w:t xml:space="preserve">Alinhada com: NIS2 (UE 2022/2555) | DL 125/2025 | ISO/IEC 27002 | CIS </w:t>
-      </w:r>
-      <w:proofErr w:type="spellStart"/>
-      <w:r>
-        <w:rPr>
-          <w:color w:val="777777"/>
-          <w:sz w:val="18"/>
-          <w:szCs w:val="18"/>
-          <w:lang w:val="pt-PT"/>
-        </w:rPr>
-        <w:t>Controls</w:t>
-      </w:r>
-      <w:proofErr w:type="spellEnd"/>
-      <w:r>
-        <w:rPr>
-          <w:color w:val="777777"/>
-          <w:sz w:val="18"/>
-          <w:szCs w:val="18"/>
-          <w:lang w:val="pt-PT"/>
-        </w:rPr>
-        <w:t xml:space="preserve"> v8</w:t>
+        <w:t>Alinhada com: NIS2 (Regime Jurídico da Cibersegurança e Regulamento n.º 756/2026 do CNCS) | QNRCS | ISO/IEC 27002:2022 | CIS Controls v8.1</w:t>
       </w:r>
     </w:p>
     <w:p>
@@ -789,6 +731,8 @@
           <w:lang w:val="pt-PT"/>
         </w:rPr>
         <w:sectPr>
+          <w:headerReference w:type="default" r:id="rId11"/>
+          <w:footerReference w:type="default" r:id="rId12"/>
           <w:pgSz w:w="11906" w:h="16838"/>
           <w:pgMar w:top="1440" w:right="1440" w:bottom="1440" w:left="1440" w:header="708" w:footer="708" w:gutter="0"/>
           <w:cols w:space="720"/>
@@ -2031,13 +1975,13 @@
       </w:r>
       <w:proofErr w:type="spellStart"/>
       <w:r>
-        <w:t>Objectivos</w:t>
+        <w:t>Objetivos</w:t>
       </w:r>
       <w:proofErr w:type="spellEnd"/>
     </w:p>
     <w:p>
       <w:pPr>
-        <w:spacing w:before="80"/>
+        <w:spacing w:before="80" w:after="80"/>
         <w:rPr>
           <w:lang w:val="pt-PT"/>
         </w:rPr>
@@ -2053,7 +1997,7 @@
         <w:rPr>
           <w:lang w:val="pt-PT"/>
         </w:rPr>
-        <w:t>correcções</w:t>
+        <w:t>correções</w:t>
       </w:r>
       <w:proofErr w:type="spellEnd"/>
       <w:r>
@@ -2061,6 +2005,38 @@
           <w:lang w:val="pt-PT"/>
         </w:rPr>
         <w:t xml:space="preserve"> disponíveis (</w:t>
+      </w:r>
+      <w:proofErr w:type="spellStart"/>
+      <w:r>
+        <w:rPr>
+          <w:i/>
+          <w:iCs/>
+          <w:lang w:val="pt-PT"/>
+        </w:rPr>
+        <w:t>patches</w:t>
+      </w:r>
+      <w:proofErr w:type="spellEnd"/>
+      <w:r>
+        <w:rPr>
+          <w:lang w:val="pt-PT"/>
+        </w:rPr>
+        <w:t xml:space="preserve">). Uma boa gestão de vulnerabilidades e </w:t>
+      </w:r>
+      <w:proofErr w:type="spellStart"/>
+      <w:r>
+        <w:rPr>
+          <w:i/>
+          <w:iCs/>
+          <w:lang w:val="pt-PT"/>
+        </w:rPr>
+        <w:t>patches</w:t>
+      </w:r>
+      <w:proofErr w:type="spellEnd"/>
+      <w:r>
+        <w:rPr>
+          <w:lang w:val="pt-PT"/>
+        </w:rPr>
+        <w:t xml:space="preserve"> é, por isso, um dos controlos de segurança com maior impacto numa PME.</w:t>
       </w:r>
     </w:p>
     <w:p>
@@ -2074,95 +2050,7 @@
         <w:rPr>
           <w:lang w:val="pt-PT"/>
         </w:rPr>
-        <w:t xml:space="preserve">As vulnerabilidades técnicas são uma das principais portas de entrada para ataques cibernéticos. A grande maioria dos incidentes explora falhas conhecidas para as quais já existem </w:t>
-      </w:r>
-      <w:proofErr w:type="spellStart"/>
-      <w:r>
-        <w:rPr>
-          <w:lang w:val="pt-PT"/>
-        </w:rPr>
-        <w:t>correcções</w:t>
-      </w:r>
-      <w:proofErr w:type="spellEnd"/>
-      <w:r>
-        <w:rPr>
-          <w:lang w:val="pt-PT"/>
-        </w:rPr>
-        <w:t xml:space="preserve"> disponíveis (</w:t>
-      </w:r>
-      <w:proofErr w:type="spellStart"/>
-      <w:r>
-        <w:rPr>
-          <w:i/>
-          <w:iCs/>
-          <w:lang w:val="pt-PT"/>
-        </w:rPr>
-        <w:t>patches</w:t>
-      </w:r>
-      <w:proofErr w:type="spellEnd"/>
-      <w:r>
-        <w:rPr>
-          <w:lang w:val="pt-PT"/>
-        </w:rPr>
-        <w:t xml:space="preserve">). Uma boa gestão de vulnerabilidades e </w:t>
-      </w:r>
-      <w:proofErr w:type="spellStart"/>
-      <w:r>
-        <w:rPr>
-          <w:i/>
-          <w:iCs/>
-          <w:lang w:val="pt-PT"/>
-        </w:rPr>
-        <w:t>patches</w:t>
-      </w:r>
-      <w:proofErr w:type="spellEnd"/>
-      <w:r>
-        <w:rPr>
-          <w:lang w:val="pt-PT"/>
-        </w:rPr>
-        <w:t xml:space="preserve"> é, por isso, um dos controlos de segurança com maior impacto numa PME.</w:t>
-      </w:r>
-    </w:p>
-    <w:p>
-      <w:pPr>
-        <w:spacing w:before="80" w:after="80"/>
-        <w:rPr>
-          <w:lang w:val="pt-PT"/>
-        </w:rPr>
-      </w:pPr>
-      <w:r>
-        <w:rPr>
-          <w:lang w:val="pt-PT"/>
-        </w:rPr>
-        <w:t xml:space="preserve">Esta política define como a </w:t>
-      </w:r>
-      <w:r>
-        <w:rPr>
-          <w:b/>
-          <w:bCs/>
-          <w:lang w:val="pt-PT"/>
-        </w:rPr>
-        <w:t>[ORGANIZAÇÃO]</w:t>
-      </w:r>
-      <w:r>
-        <w:rPr>
-          <w:lang w:val="pt-PT"/>
-        </w:rPr>
-        <w:t xml:space="preserve"> identifica, avalia e corrige vulnerabilidades técnicas nos seus sistemas de informação, de acordo com o Decreto-Lei 125/2025 (transposição da </w:t>
-      </w:r>
-      <w:proofErr w:type="spellStart"/>
-      <w:r>
-        <w:rPr>
-          <w:lang w:val="pt-PT"/>
-        </w:rPr>
-        <w:t>Directiva</w:t>
-      </w:r>
-      <w:proofErr w:type="spellEnd"/>
-      <w:r>
-        <w:rPr>
-          <w:lang w:val="pt-PT"/>
-        </w:rPr>
-        <w:t xml:space="preserve"> NIS2).</w:t>
+        <w:t>Esta política define como a [ORGANIZAÇÃO] identifica, avalia e corrige as vulnerabilidades técnicas dos seus sistemas de informação, como recebe avisos de vulnerabilidades de fontes internas e externas e como as comunica a terceiros. Para efeitos do QNRCS, é a Política de Monitorização, Identificação e Documentação das Vulnerabilidades (QNRCS ID.AR-1, nível Substancial). A prioridade é o que o Responsável de TI, interno ou prestador externo, consegue manter: atualizações automáticas, inventário, uma verificação mensal com uma ferramenta simples e exceções com prazo.</w:t>
       </w:r>
     </w:p>
     <w:tbl>
@@ -2220,128 +2108,19 @@
               <w:rPr>
                 <w:b/>
                 <w:bCs/>
-                <w:color w:val="1F4E79"/>
-                <w:sz w:val="20"/>
-                <w:szCs w:val="20"/>
-                <w:lang w:val="pt-PT"/>
-              </w:rPr>
-              <w:t xml:space="preserve">Referência normativa: </w:t>
-            </w:r>
-            <w:r>
-              <w:rPr>
-                <w:sz w:val="20"/>
-                <w:szCs w:val="20"/>
-                <w:lang w:val="pt-PT"/>
-              </w:rPr>
-              <w:t xml:space="preserve">DL 125/2025, </w:t>
-            </w:r>
-            <w:proofErr w:type="spellStart"/>
-            <w:r>
-              <w:rPr>
-                <w:sz w:val="20"/>
-                <w:szCs w:val="20"/>
-                <w:lang w:val="pt-PT"/>
-              </w:rPr>
-              <w:t>Art</w:t>
-            </w:r>
-            <w:proofErr w:type="spellEnd"/>
-            <w:r>
-              <w:rPr>
-                <w:sz w:val="20"/>
-                <w:szCs w:val="20"/>
-                <w:lang w:val="pt-PT"/>
-              </w:rPr>
-              <w:t xml:space="preserve">. 10.o, </w:t>
-            </w:r>
-            <w:proofErr w:type="spellStart"/>
-            <w:r>
-              <w:rPr>
-                <w:sz w:val="20"/>
-                <w:szCs w:val="20"/>
-                <w:lang w:val="pt-PT"/>
-              </w:rPr>
-              <w:t>n.o</w:t>
-            </w:r>
-            <w:proofErr w:type="spellEnd"/>
-            <w:r>
-              <w:rPr>
-                <w:sz w:val="20"/>
-                <w:szCs w:val="20"/>
-                <w:lang w:val="pt-PT"/>
-              </w:rPr>
-              <w:t xml:space="preserve"> 2, al. e) | NIS2, </w:t>
-            </w:r>
-            <w:proofErr w:type="spellStart"/>
-            <w:r>
-              <w:rPr>
-                <w:sz w:val="20"/>
-                <w:szCs w:val="20"/>
-                <w:lang w:val="pt-PT"/>
-              </w:rPr>
-              <w:t>Art</w:t>
-            </w:r>
-            <w:proofErr w:type="spellEnd"/>
-            <w:r>
-              <w:rPr>
-                <w:sz w:val="20"/>
-                <w:szCs w:val="20"/>
-                <w:lang w:val="pt-PT"/>
-              </w:rPr>
-              <w:t xml:space="preserve">. 21.o, </w:t>
-            </w:r>
-            <w:proofErr w:type="spellStart"/>
-            <w:r>
-              <w:rPr>
-                <w:sz w:val="20"/>
-                <w:szCs w:val="20"/>
-                <w:lang w:val="pt-PT"/>
-              </w:rPr>
-              <w:t>n.o</w:t>
-            </w:r>
-            <w:proofErr w:type="spellEnd"/>
-            <w:r>
-              <w:rPr>
-                <w:sz w:val="20"/>
-                <w:szCs w:val="20"/>
-                <w:lang w:val="pt-PT"/>
-              </w:rPr>
-              <w:t xml:space="preserve"> 2, al. e) - As entidades abrangidas devem implementar políticas e procedimentos de gestão de vulnerabilidades e </w:t>
-            </w:r>
-            <w:proofErr w:type="spellStart"/>
-            <w:r>
-              <w:rPr>
-                <w:sz w:val="20"/>
-                <w:szCs w:val="20"/>
-                <w:lang w:val="pt-PT"/>
-              </w:rPr>
-              <w:t>patches</w:t>
-            </w:r>
-            <w:proofErr w:type="spellEnd"/>
-            <w:r>
-              <w:rPr>
-                <w:sz w:val="20"/>
-                <w:szCs w:val="20"/>
-                <w:lang w:val="pt-PT"/>
-              </w:rPr>
-              <w:t xml:space="preserve"> como parte das medidas de gestão do risco de </w:t>
-            </w:r>
-            <w:proofErr w:type="spellStart"/>
-            <w:r>
-              <w:rPr>
-                <w:sz w:val="20"/>
-                <w:szCs w:val="20"/>
-                <w:lang w:val="pt-PT"/>
-              </w:rPr>
-              <w:t>cibersegurança</w:t>
-            </w:r>
-            <w:proofErr w:type="spellEnd"/>
-            <w:r>
-              <w:rPr>
-                <w:sz w:val="20"/>
-                <w:szCs w:val="20"/>
-                <w:lang w:val="pt-PT"/>
-              </w:rPr>
-              <w:t>.</w:t>
+                <w:sz w:val="20"/>
+                <w:szCs w:val="20"/>
+                <w:lang w:val="pt-PT"/>
+              </w:rPr>
+              <w:t>Referência normativa:</w:t>
+            </w:r>
+            <w:r>
+              <w:rPr>
+                <w:sz w:val="20"/>
+                <w:szCs w:val="20"/>
+                <w:lang w:val="pt-PT"/>
+              </w:rPr>
+              <w:t xml:space="preserve"> RJC, art. 27.º, n.º 1, al. d) (segurança na aquisição, desenvolvimento e manutenção das redes e sistemas de informação, incluindo o tratamento e a divulgação de vulnerabilidades), e n.º 2 (medidas corretivas sem demora injustificada); art. 38.º (o CERT.PT é a entidade coordenadora nacional da divulgação coordenada de vulnerabilidades); art. 45.º (notificação voluntária de vulnerabilidades). As medidas mínimas por nível constam do Anexo III do Regulamento n.º 756/2026: esta política serve tal como está no nível Básico, as regras que só são obrigatórias num nível superior dizem-no no próprio texto, e a secção 13 lista os controlos do QNRCS abrangidos.</w:t>
             </w:r>
           </w:p>
         </w:tc>
@@ -2401,7 +2180,7 @@
         <w:rPr>
           <w:lang w:val="pt-PT"/>
         </w:rPr>
-        <w:t>Computadores e portáteis dos colaboradores.</w:t>
+        <w:t>Computadores, portáteis e dispositivos móveis da organização.</w:t>
       </w:r>
     </w:p>
     <w:p>
@@ -2615,7 +2394,7 @@
         <w:rPr>
           <w:lang w:val="pt-PT"/>
         </w:rPr>
-        <w:t>respectivos</w:t>
+        <w:t>respetivos</w:t>
       </w:r>
       <w:proofErr w:type="spellEnd"/>
       <w:r>
@@ -2661,49 +2440,7 @@
         <w:rPr>
           <w:lang w:val="pt-PT"/>
         </w:rPr>
-        <w:t xml:space="preserve">A </w:t>
-      </w:r>
-      <w:r>
-        <w:rPr>
-          <w:b/>
-          <w:bCs/>
-          <w:lang w:val="pt-PT"/>
-        </w:rPr>
-        <w:t>[ORGANIZAÇÃO]</w:t>
-      </w:r>
-      <w:r>
-        <w:rPr>
-          <w:lang w:val="pt-PT"/>
-        </w:rPr>
-        <w:t xml:space="preserve"> </w:t>
-      </w:r>
-      <w:proofErr w:type="spellStart"/>
-      <w:r>
-        <w:rPr>
-          <w:lang w:val="pt-PT"/>
-        </w:rPr>
-        <w:t>adopta</w:t>
-      </w:r>
-      <w:proofErr w:type="spellEnd"/>
-      <w:r>
-        <w:rPr>
-          <w:lang w:val="pt-PT"/>
-        </w:rPr>
-        <w:t xml:space="preserve"> o sistema de pontuação </w:t>
-      </w:r>
-      <w:r>
-        <w:rPr>
-          <w:i/>
-          <w:iCs/>
-          <w:lang w:val="pt-PT"/>
-        </w:rPr>
-        <w:t>CVSS v3.1</w:t>
-      </w:r>
-      <w:r>
-        <w:rPr>
-          <w:lang w:val="pt-PT"/>
-        </w:rPr>
-        <w:t xml:space="preserve"> para classificar a gravidade das vulnerabilidades. O responsável de TI deve ajustar a classificação ao contexto real: uma vulnerabilidade com pontuação média num sistema exposto a Internet pode ter impacto crítico.</w:t>
+        <w:t>A [ORGANIZAÇÃO] usa a pontuação CVSS (Common Vulnerability Scoring System), na versão indicada pela fonte (v3.1 ou v4.0, que usam as mesmas faixas de gravidade), para classificar as vulnerabilidades. O Responsável de TI ajusta a classificação ao contexto: uma vulnerabilidade média num sistema exposto à Internet pode ter impacto crítico. Os prazos contam a partir do momento em que a organização toma conhecimento da vulnerabilidade (alerta, boletim do fabricante, verificação ou aviso de terceiros).</w:t>
       </w:r>
     </w:p>
     <w:tbl>
@@ -2829,7 +2566,6 @@
             <w:pPr>
               <w:jc w:val="center"/>
             </w:pPr>
-            <w:proofErr w:type="spellStart"/>
             <w:r>
               <w:rPr>
                 <w:b/>
@@ -2838,31 +2574,8 @@
                 <w:sz w:val="20"/>
                 <w:szCs w:val="20"/>
               </w:rPr>
-              <w:t>Prazo</w:t>
-            </w:r>
-            <w:proofErr w:type="spellEnd"/>
-            <w:r>
-              <w:rPr>
-                <w:b/>
-                <w:bCs/>
-                <w:color w:val="FFFFFF"/>
-                <w:sz w:val="20"/>
-                <w:szCs w:val="20"/>
-              </w:rPr>
-              <w:t xml:space="preserve"> </w:t>
-            </w:r>
-            <w:proofErr w:type="spellStart"/>
-            <w:r>
-              <w:rPr>
-                <w:b/>
-                <w:bCs/>
-                <w:color w:val="FFFFFF"/>
-                <w:sz w:val="20"/>
-                <w:szCs w:val="20"/>
-              </w:rPr>
-              <w:t>detecção</w:t>
-            </w:r>
-            <w:proofErr w:type="spellEnd"/>
+              <w:t>Prazo de avaliação</w:t>
+            </w:r>
           </w:p>
         </w:tc>
         <w:tc>
@@ -2887,7 +2600,6 @@
             <w:pPr>
               <w:jc w:val="center"/>
             </w:pPr>
-            <w:proofErr w:type="spellStart"/>
             <w:r>
               <w:rPr>
                 <w:b/>
@@ -2896,31 +2608,8 @@
                 <w:sz w:val="20"/>
                 <w:szCs w:val="20"/>
               </w:rPr>
-              <w:t>Prazo</w:t>
-            </w:r>
-            <w:proofErr w:type="spellEnd"/>
-            <w:r>
-              <w:rPr>
-                <w:b/>
-                <w:bCs/>
-                <w:color w:val="FFFFFF"/>
-                <w:sz w:val="20"/>
-                <w:szCs w:val="20"/>
-              </w:rPr>
-              <w:t xml:space="preserve"> </w:t>
-            </w:r>
-            <w:proofErr w:type="spellStart"/>
-            <w:r>
-              <w:rPr>
-                <w:b/>
-                <w:bCs/>
-                <w:color w:val="FFFFFF"/>
-                <w:sz w:val="20"/>
-                <w:szCs w:val="20"/>
-              </w:rPr>
-              <w:t>remediação</w:t>
-            </w:r>
-            <w:proofErr w:type="spellEnd"/>
+              <w:t>Prazo de correção</w:t>
+            </w:r>
           </w:p>
         </w:tc>
         <w:tc>
@@ -3148,7 +2837,7 @@
                 <w:szCs w:val="20"/>
                 <w:lang w:val="pt-PT"/>
               </w:rPr>
-              <w:t>Acção</w:t>
+              <w:t>Ação</w:t>
             </w:r>
             <w:proofErr w:type="spellEnd"/>
             <w:r>
@@ -3191,7 +2880,7 @@
                 <w:sz w:val="20"/>
                 <w:szCs w:val="20"/>
               </w:rPr>
-              <w:t xml:space="preserve"> a </w:t>
+              <w:t xml:space="preserve"> o Responsável de Cibersegurança</w:t>
             </w:r>
             <w:proofErr w:type="spellStart"/>
             <w:r>
@@ -3199,7 +2888,6 @@
                 <w:sz w:val="20"/>
                 <w:szCs w:val="20"/>
               </w:rPr>
-              <w:t>administração</w:t>
             </w:r>
             <w:proofErr w:type="spellEnd"/>
             <w:r>
@@ -3850,46 +3538,20 @@
               <w:rPr>
                 <w:b/>
                 <w:bCs/>
-                <w:color w:val="7D2600"/>
-                <w:sz w:val="20"/>
-                <w:szCs w:val="20"/>
-                <w:lang w:val="pt-PT"/>
-              </w:rPr>
-              <w:t xml:space="preserve">ATENÇÃO - Vulnerabilidades com exploração </w:t>
-            </w:r>
-            <w:proofErr w:type="spellStart"/>
-            <w:r>
-              <w:rPr>
-                <w:b/>
-                <w:bCs/>
-                <w:color w:val="7D2600"/>
-                <w:sz w:val="20"/>
-                <w:szCs w:val="20"/>
-                <w:lang w:val="pt-PT"/>
-              </w:rPr>
-              <w:t>activa</w:t>
-            </w:r>
-            <w:proofErr w:type="spellEnd"/>
-            <w:r>
-              <w:rPr>
-                <w:b/>
-                <w:bCs/>
-                <w:color w:val="7D2600"/>
-                <w:sz w:val="20"/>
-                <w:szCs w:val="20"/>
-                <w:lang w:val="pt-PT"/>
-              </w:rPr>
-              <w:t xml:space="preserve">: </w:t>
-            </w:r>
-            <w:r>
-              <w:rPr>
-                <w:sz w:val="20"/>
-                <w:szCs w:val="20"/>
-                <w:lang w:val="pt-PT"/>
-              </w:rPr>
-              <w:t>Vulnerabilidades listadas na CISA KEV (</w:t>
-            </w:r>
-            <w:proofErr w:type="spellStart"/>
+                <w:sz w:val="20"/>
+                <w:szCs w:val="20"/>
+                <w:lang w:val="pt-PT"/>
+              </w:rPr>
+              <w:t>ATENÇÃO - Vulnerabilidades exploradas ativamente:</w:t>
+            </w:r>
+            <w:r>
+              <w:rPr>
+                <w:sz w:val="20"/>
+                <w:szCs w:val="20"/>
+                <w:lang w:val="pt-PT"/>
+              </w:rPr>
+              <w:t xml:space="preserve"> as vulnerabilidades listadas no catálogo CISA KEV (</w:t>
+            </w:r>
             <w:r>
               <w:rPr>
                 <w:i/>
@@ -3898,98 +3560,15 @@
                 <w:szCs w:val="20"/>
                 <w:lang w:val="pt-PT"/>
               </w:rPr>
-              <w:t>Known</w:t>
-            </w:r>
-            <w:proofErr w:type="spellEnd"/>
-            <w:r>
-              <w:rPr>
-                <w:i/>
-                <w:iCs/>
-                <w:sz w:val="20"/>
-                <w:szCs w:val="20"/>
-                <w:lang w:val="pt-PT"/>
-              </w:rPr>
-              <w:t xml:space="preserve"> </w:t>
-            </w:r>
-            <w:proofErr w:type="spellStart"/>
-            <w:r>
-              <w:rPr>
-                <w:i/>
-                <w:iCs/>
-                <w:sz w:val="20"/>
-                <w:szCs w:val="20"/>
-                <w:lang w:val="pt-PT"/>
-              </w:rPr>
-              <w:t>Exploited</w:t>
-            </w:r>
-            <w:proofErr w:type="spellEnd"/>
-            <w:r>
-              <w:rPr>
-                <w:i/>
-                <w:iCs/>
-                <w:sz w:val="20"/>
-                <w:szCs w:val="20"/>
-                <w:lang w:val="pt-PT"/>
-              </w:rPr>
-              <w:t xml:space="preserve"> </w:t>
-            </w:r>
-            <w:proofErr w:type="spellStart"/>
-            <w:r>
-              <w:rPr>
-                <w:i/>
-                <w:iCs/>
-                <w:sz w:val="20"/>
-                <w:szCs w:val="20"/>
-                <w:lang w:val="pt-PT"/>
-              </w:rPr>
-              <w:t>Vulnerabilities</w:t>
-            </w:r>
-            <w:proofErr w:type="spellEnd"/>
-            <w:r>
-              <w:rPr>
-                <w:sz w:val="20"/>
-                <w:szCs w:val="20"/>
-                <w:lang w:val="pt-PT"/>
-              </w:rPr>
-              <w:t xml:space="preserve">) ou com exploração </w:t>
-            </w:r>
-            <w:proofErr w:type="spellStart"/>
-            <w:r>
-              <w:rPr>
-                <w:sz w:val="20"/>
-                <w:szCs w:val="20"/>
-                <w:lang w:val="pt-PT"/>
-              </w:rPr>
-              <w:t>activa</w:t>
-            </w:r>
-            <w:proofErr w:type="spellEnd"/>
-            <w:r>
-              <w:rPr>
-                <w:sz w:val="20"/>
-                <w:szCs w:val="20"/>
-                <w:lang w:val="pt-PT"/>
-              </w:rPr>
-              <w:t xml:space="preserve"> confirmada devem ser tratadas como CRÍTICAS, independentemente da pontuação CVSS, e remediadas em 24 horas. Se o </w:t>
-            </w:r>
-            <w:proofErr w:type="spellStart"/>
-            <w:r>
-              <w:rPr>
-                <w:i/>
-                <w:iCs/>
-                <w:sz w:val="20"/>
-                <w:szCs w:val="20"/>
-                <w:lang w:val="pt-PT"/>
-              </w:rPr>
-              <w:t>patch</w:t>
-            </w:r>
-            <w:proofErr w:type="spellEnd"/>
-            <w:r>
-              <w:rPr>
-                <w:sz w:val="20"/>
-                <w:szCs w:val="20"/>
-                <w:lang w:val="pt-PT"/>
-              </w:rPr>
-              <w:t xml:space="preserve"> não estiver disponível, isolar o sistema imediatamente.</w:t>
+              <w:t>Known Exploited Vulnerabilities</w:t>
+            </w:r>
+            <w:r>
+              <w:rPr>
+                <w:sz w:val="20"/>
+                <w:szCs w:val="20"/>
+                <w:lang w:val="pt-PT"/>
+              </w:rPr>
+              <w:t>), com exploração ativa confirmada ou assinaladas como exploradas num alerta do CNCS/CERT.PT são tratadas como CRÍTICAS, independentemente da pontuação CVSS, e corrigidas em 24 horas. Se não houver correção disponível, isolar o sistema de imediato. Se houver indícios de que a vulnerabilidade já foi explorada nos sistemas da organização, trata-se de um possível incidente: seguir o Plano de Resposta a Incidentes.</w:t>
             </w:r>
           </w:p>
         </w:tc>
@@ -4308,25 +3887,7 @@
                 <w:szCs w:val="20"/>
                 <w:lang w:val="pt-PT"/>
               </w:rPr>
-              <w:t xml:space="preserve">Detetar a vulnerabilidade ou o </w:t>
-            </w:r>
-            <w:proofErr w:type="spellStart"/>
-            <w:r>
-              <w:rPr>
-                <w:sz w:val="20"/>
-                <w:szCs w:val="20"/>
-                <w:lang w:val="pt-PT"/>
-              </w:rPr>
-              <w:t>patch</w:t>
-            </w:r>
-            <w:proofErr w:type="spellEnd"/>
-            <w:r>
-              <w:rPr>
-                <w:sz w:val="20"/>
-                <w:szCs w:val="20"/>
-                <w:lang w:val="pt-PT"/>
-              </w:rPr>
-              <w:t xml:space="preserve"> disponível. Fontes: alertas automáticos do sistema operativo e das aplicações, boletins do fabricante, alertas do CNCS/CERT.PT.</w:t>
+              <w:t>Detetar a vulnerabilidade ou o patch disponível, a partir do inventário de ativos (Política de Gestão de Ativos). Fontes: alertas automáticos do sistema operativo e das aplicações, boletins do fabricante, alertas do CNCS/CERT.PT, verificação mensal (abaixo) e avisos recebidos de terceiros (secção 8.2).</w:t>
             </w:r>
           </w:p>
         </w:tc>
@@ -4435,7 +3996,7 @@
                 <w:szCs w:val="20"/>
                 <w:lang w:val="pt-PT"/>
               </w:rPr>
-              <w:t>afectado</w:t>
+              <w:t>afetado</w:t>
             </w:r>
             <w:proofErr w:type="spellEnd"/>
             <w:r>
@@ -4444,7 +4005,7 @@
                 <w:szCs w:val="20"/>
                 <w:lang w:val="pt-PT"/>
               </w:rPr>
-              <w:t xml:space="preserve"> esta exposto a Internet ou tem dados sensíveis. </w:t>
+              <w:t xml:space="preserve"> está exposto à Internet ou tem dados sensíveis. </w:t>
             </w:r>
             <w:proofErr w:type="spellStart"/>
             <w:r>
@@ -4610,7 +4171,7 @@
                 <w:szCs w:val="20"/>
                 <w:lang w:val="pt-PT"/>
               </w:rPr>
-              <w:t xml:space="preserve">. Para sistemas críticos, verificar se </w:t>
+              <w:t>. Para sistemas críticos, verificar se é necessário</w:t>
             </w:r>
             <w:proofErr w:type="gramStart"/>
             <w:r>
@@ -4619,7 +4180,6 @@
                 <w:szCs w:val="20"/>
                 <w:lang w:val="pt-PT"/>
               </w:rPr>
-              <w:t>e</w:t>
             </w:r>
             <w:proofErr w:type="gramEnd"/>
             <w:r>
@@ -4628,7 +4188,7 @@
                 <w:szCs w:val="20"/>
                 <w:lang w:val="pt-PT"/>
               </w:rPr>
-              <w:t xml:space="preserve"> necessário fazer uma cópia de segurança (backup) antes. </w:t>
+              <w:t xml:space="preserve"> fazer uma cópia de segurança (backup) antes. </w:t>
             </w:r>
             <w:proofErr w:type="spellStart"/>
             <w:r>
@@ -4684,7 +4244,7 @@
                 <w:sz w:val="20"/>
                 <w:szCs w:val="20"/>
               </w:rPr>
-              <w:t>afectados</w:t>
+              <w:t>afetados</w:t>
             </w:r>
             <w:proofErr w:type="spellEnd"/>
             <w:r>
@@ -5049,7 +4609,7 @@
                 <w:szCs w:val="20"/>
                 <w:lang w:val="pt-PT"/>
               </w:rPr>
-              <w:t>correctamente</w:t>
+              <w:t>corretamente</w:t>
             </w:r>
             <w:proofErr w:type="spellEnd"/>
             <w:r>
@@ -5067,7 +4627,7 @@
                 <w:szCs w:val="20"/>
                 <w:lang w:val="pt-PT"/>
               </w:rPr>
-              <w:t>Actualizar</w:t>
+              <w:t>Atualizar</w:t>
             </w:r>
             <w:proofErr w:type="spellEnd"/>
             <w:r>
@@ -5148,7 +4708,7 @@
                 <w:sz w:val="20"/>
                 <w:szCs w:val="20"/>
               </w:rPr>
-              <w:t>Excepção</w:t>
+              <w:t>Exceção</w:t>
             </w:r>
             <w:proofErr w:type="spellEnd"/>
             <w:r>
@@ -5235,7 +4795,7 @@
                 <w:szCs w:val="20"/>
                 <w:lang w:val="pt-PT"/>
               </w:rPr>
-              <w:t>protecção</w:t>
+              <w:t>proteção</w:t>
             </w:r>
             <w:proofErr w:type="spellEnd"/>
             <w:r>
@@ -5282,6 +4842,28 @@
         </w:tc>
       </w:tr>
     </w:tbl>
+    <w:p>
+      <w:pPr>
+        <w:spacing w:before="80" w:after="120"/>
+        <w:rPr>
+          <w:lang w:val="pt-PT"/>
+        </w:rPr>
+      </w:pPr>
+      <w:r>
+        <w:rPr>
+          <w:b/>
+          <w:bCs/>
+          <w:lang w:val="pt-PT"/>
+        </w:rPr>
+        <w:t>Verificação mensal.</w:t>
+      </w:r>
+      <w:r>
+        <w:rPr>
+          <w:lang w:val="pt-PT"/>
+        </w:rPr>
+        <w:t xml:space="preserve"> Pelo menos uma vez por mês, o Responsável de TI verifica as vulnerabilidades dos sistemas críticos e dos ativos expostos à Internet com uma ferramenta simples (ex.: a consola de gestão de atualizações, o módulo de vulnerabilidades do antivírus ou EDR, ou uma ferramenta de código aberto como o Greenbone/OpenVAS) e regista o resultado no Registo de Vulnerabilidades. No nível Elevado acrescem uma ferramenta de identificação e monitorização contínua de vulnerabilidades e testes de intrusão regulares, com periodicidade definida pela organização ([anual]) (QNRCS ID.AR-1).</w:t>
+      </w:r>
+    </w:p>
     <w:p>
       <w:pPr>
         <w:pBdr>
@@ -5308,7 +4890,7 @@
         <w:rPr>
           <w:lang w:val="pt-PT"/>
         </w:rPr>
-        <w:t>Actualizações</w:t>
+        <w:t>Atualizações</w:t>
       </w:r>
       <w:proofErr w:type="spellEnd"/>
       <w:r>
@@ -5588,11 +5170,13 @@
             </w:pPr>
             <w:r>
               <w:rPr>
-                <w:sz w:val="20"/>
-                <w:szCs w:val="20"/>
-                <w:lang w:val="pt-PT"/>
-              </w:rPr>
-              <w:t>Computadores e portáteis dos colaboradores</w:t>
+                <w:b/>
+                <w:bCs/>
+                <w:sz w:val="20"/>
+                <w:szCs w:val="20"/>
+                <w:lang w:val="pt-PT"/>
+              </w:rPr>
+              <w:t>Computadores, portáteis e telemóveis da organização</w:t>
             </w:r>
           </w:p>
         </w:tc>
@@ -5677,47 +5261,13 @@
             <w:vAlign w:val="center"/>
           </w:tcPr>
           <w:p>
-            <w:proofErr w:type="spellStart"/>
-            <w:r>
-              <w:rPr>
-                <w:sz w:val="20"/>
-                <w:szCs w:val="20"/>
-              </w:rPr>
-              <w:t>Actualizações</w:t>
-            </w:r>
-            <w:proofErr w:type="spellEnd"/>
-            <w:r>
-              <w:rPr>
-                <w:sz w:val="20"/>
-                <w:szCs w:val="20"/>
-              </w:rPr>
-              <w:t xml:space="preserve"> </w:t>
-            </w:r>
-            <w:proofErr w:type="spellStart"/>
-            <w:r>
-              <w:rPr>
-                <w:sz w:val="20"/>
-                <w:szCs w:val="20"/>
-              </w:rPr>
-              <w:t>automáticas</w:t>
-            </w:r>
-            <w:proofErr w:type="spellEnd"/>
-            <w:r>
-              <w:rPr>
-                <w:sz w:val="20"/>
-                <w:szCs w:val="20"/>
-              </w:rPr>
-              <w:t xml:space="preserve"> </w:t>
-            </w:r>
-            <w:proofErr w:type="spellStart"/>
-            <w:r>
-              <w:rPr>
-                <w:sz w:val="20"/>
-                <w:szCs w:val="20"/>
-              </w:rPr>
-              <w:t>recomendadas</w:t>
-            </w:r>
-            <w:proofErr w:type="spellEnd"/>
+            <w:r>
+              <w:rPr>
+                <w:sz w:val="20"/>
+                <w:szCs w:val="20"/>
+              </w:rPr>
+              <w:t>Atualizações automáticas ativas (obrigatório sempre que o sistema as suporte)</w:t>
+            </w:r>
           </w:p>
         </w:tc>
       </w:tr>
@@ -6054,7 +5604,7 @@
                 <w:szCs w:val="20"/>
                 <w:lang w:val="pt-PT"/>
               </w:rPr>
-              <w:t>actualização</w:t>
+              <w:t>atualização</w:t>
             </w:r>
             <w:proofErr w:type="spellEnd"/>
             <w:r>
@@ -6278,7 +5828,7 @@
         <w:rPr>
           <w:lang w:val="pt-PT"/>
         </w:rPr>
-        <w:t>afectados</w:t>
+        <w:t>afetados</w:t>
       </w:r>
       <w:proofErr w:type="spellEnd"/>
       <w:r>
@@ -6401,23 +5951,476 @@
         <w:rPr>
           <w:lang w:val="pt-PT"/>
         </w:rPr>
-        <w:t>O resultado de cada janela de manutenção (</w:t>
-      </w:r>
-      <w:proofErr w:type="spellStart"/>
-      <w:r>
-        <w:rPr>
-          <w:lang w:val="pt-PT"/>
-        </w:rPr>
-        <w:t>patches</w:t>
-      </w:r>
-      <w:proofErr w:type="spellEnd"/>
-      <w:r>
-        <w:rPr>
-          <w:lang w:val="pt-PT"/>
-        </w:rPr>
-        <w:t xml:space="preserve"> aplicados, sistemas reiniciados, problemas encontrados) deve ser registado.</w:t>
+        <w:t>O resultado de cada janela de manutenção (atualizações aplicadas, quem aprovou, sistemas reiniciados, problemas encontrados) é anotado no registo de manutenções abaixo (QNRCS ID.GA-7, nível Básico: registo da aprovação das ações de manutenção de software).</w:t>
       </w:r>
     </w:p>
+    <w:p>
+      <w:pPr>
+        <w:pStyle w:val="ListParagraph"/>
+        <w:numPr>
+          <w:ilvl w:val="0"/>
+          <w:numId w:val="2"/>
+        </w:numPr>
+        <w:rPr>
+          <w:lang w:val="pt-PT"/>
+        </w:rPr>
+      </w:pPr>
+      <w:r>
+        <w:rPr>
+          <w:lang w:val="pt-PT"/>
+        </w:rPr>
+        <w:t>No nível Elevado, as atualizações seguem o processo formal de gestão de alterações: avaliação e aprovação prévia, teste e validação antes da produção (QNRCS ID.GA-9).</w:t>
+      </w:r>
+    </w:p>
+    <w:p>
+      <w:pPr>
+        <w:spacing w:before="120" w:after="60"/>
+      </w:pPr>
+      <w:r>
+        <w:rPr>
+          <w:b/>
+          <w:bCs/>
+          <w:color w:val="1F4E79"/>
+        </w:rPr>
+        <w:t>Registo de janelas de manutenção</w:t>
+      </w:r>
+    </w:p>
+    <w:tbl>
+      <w:tblPr>
+        <w:tblW w:w="9026" w:type="dxa"/>
+        <w:tblBorders>
+          <w:top w:val="single" w:sz="4" w:space="0" w:color="auto"/>
+          <w:left w:val="single" w:sz="4" w:space="0" w:color="auto"/>
+          <w:bottom w:val="single" w:sz="4" w:space="0" w:color="auto"/>
+          <w:right w:val="single" w:sz="4" w:space="0" w:color="auto"/>
+          <w:insideH w:val="single" w:sz="4" w:space="0" w:color="auto"/>
+          <w:insideV w:val="single" w:sz="4" w:space="0" w:color="auto"/>
+        </w:tblBorders>
+        <w:tblCellMar>
+          <w:left w:w="10" w:type="dxa"/>
+          <w:right w:w="10" w:type="dxa"/>
+        </w:tblCellMar>
+        <w:tblLook w:val="0000" w:firstRow="0" w:lastRow="0" w:firstColumn="0" w:lastColumn="0" w:noHBand="0" w:noVBand="0"/>
+      </w:tblPr>
+      <w:tblGrid>
+        <w:gridCol w:w="3200"/>
+        <w:gridCol w:w="2200"/>
+        <w:gridCol w:w="1800"/>
+        <w:gridCol w:w="1826"/>
+      </w:tblGrid>
+      <w:tr>
+        <w:tblPrEx>
+          <w:tblCellMar>
+            <w:top w:w="0" w:type="dxa"/>
+            <w:bottom w:w="0" w:type="dxa"/>
+          </w:tblCellMar>
+        </w:tblPrEx>
+        <w:tc>
+          <w:tcPr>
+            <w:tcW w:w="3200" w:type="dxa"/>
+            <w:tcBorders>
+              <w:top w:val="single" w:sz="6" w:space="0" w:color="2E75B6"/>
+              <w:left w:val="single" w:sz="6" w:space="0" w:color="2E75B6"/>
+              <w:bottom w:val="single" w:sz="6" w:space="0" w:color="2E75B6"/>
+              <w:right w:val="single" w:sz="6" w:space="0" w:color="2E75B6"/>
+            </w:tcBorders>
+            <w:shd w:val="clear" w:color="auto" w:fill="1F4E79"/>
+            <w:tcMar>
+              <w:top w:w="80" w:type="dxa"/>
+              <w:left w:w="120" w:type="dxa"/>
+              <w:bottom w:w="80" w:type="dxa"/>
+              <w:right w:w="120" w:type="dxa"/>
+            </w:tcMar>
+            <w:vAlign w:val="center"/>
+          </w:tcPr>
+          <w:p>
+            <w:pPr>
+              <w:jc w:val="center"/>
+            </w:pPr>
+            <w:r>
+              <w:rPr>
+                <w:b/>
+                <w:bCs/>
+                <w:color w:val="FFFFFF"/>
+                <w:sz w:val="20"/>
+                <w:szCs w:val="20"/>
+              </w:rPr>
+              <w:t>Data</w:t>
+            </w:r>
+          </w:p>
+        </w:tc>
+        <w:tc>
+          <w:tcPr>
+            <w:tcW w:w="2200" w:type="dxa"/>
+            <w:tcBorders>
+              <w:top w:val="single" w:sz="6" w:space="0" w:color="2E75B6"/>
+              <w:left w:val="single" w:sz="6" w:space="0" w:color="2E75B6"/>
+              <w:bottom w:val="single" w:sz="6" w:space="0" w:color="2E75B6"/>
+              <w:right w:val="single" w:sz="6" w:space="0" w:color="2E75B6"/>
+            </w:tcBorders>
+            <w:shd w:val="clear" w:color="auto" w:fill="1F4E79"/>
+            <w:tcMar>
+              <w:top w:w="80" w:type="dxa"/>
+              <w:left w:w="120" w:type="dxa"/>
+              <w:bottom w:w="80" w:type="dxa"/>
+              <w:right w:w="120" w:type="dxa"/>
+            </w:tcMar>
+            <w:vAlign w:val="center"/>
+          </w:tcPr>
+          <w:p>
+            <w:pPr>
+              <w:jc w:val="center"/>
+            </w:pPr>
+            <w:r>
+              <w:rPr>
+                <w:b/>
+                <w:bCs/>
+                <w:color w:val="FFFFFF"/>
+                <w:sz w:val="20"/>
+                <w:szCs w:val="20"/>
+              </w:rPr>
+              <w:t>Sistemas e atualizações aplicadas</w:t>
+            </w:r>
+          </w:p>
+        </w:tc>
+        <w:tc>
+          <w:tcPr>
+            <w:tcW w:w="1800" w:type="dxa"/>
+            <w:tcBorders>
+              <w:top w:val="single" w:sz="6" w:space="0" w:color="2E75B6"/>
+              <w:left w:val="single" w:sz="6" w:space="0" w:color="2E75B6"/>
+              <w:bottom w:val="single" w:sz="6" w:space="0" w:color="2E75B6"/>
+              <w:right w:val="single" w:sz="6" w:space="0" w:color="2E75B6"/>
+            </w:tcBorders>
+            <w:shd w:val="clear" w:color="auto" w:fill="1F4E79"/>
+            <w:tcMar>
+              <w:top w:w="80" w:type="dxa"/>
+              <w:left w:w="120" w:type="dxa"/>
+              <w:bottom w:w="80" w:type="dxa"/>
+              <w:right w:w="120" w:type="dxa"/>
+            </w:tcMar>
+            <w:vAlign w:val="center"/>
+          </w:tcPr>
+          <w:p>
+            <w:pPr>
+              <w:jc w:val="center"/>
+            </w:pPr>
+            <w:r>
+              <w:rPr>
+                <w:b/>
+                <w:bCs/>
+                <w:color w:val="FFFFFF"/>
+                <w:sz w:val="20"/>
+                <w:szCs w:val="20"/>
+              </w:rPr>
+              <w:t>Aprovado por</w:t>
+            </w:r>
+          </w:p>
+        </w:tc>
+        <w:tc>
+          <w:tcPr>
+            <w:tcW w:w="1826" w:type="dxa"/>
+            <w:tcBorders>
+              <w:top w:val="single" w:sz="6" w:space="0" w:color="2E75B6"/>
+              <w:left w:val="single" w:sz="6" w:space="0" w:color="2E75B6"/>
+              <w:bottom w:val="single" w:sz="6" w:space="0" w:color="2E75B6"/>
+              <w:right w:val="single" w:sz="6" w:space="0" w:color="2E75B6"/>
+            </w:tcBorders>
+            <w:shd w:val="clear" w:color="auto" w:fill="1F4E79"/>
+            <w:tcMar>
+              <w:top w:w="80" w:type="dxa"/>
+              <w:left w:w="120" w:type="dxa"/>
+              <w:bottom w:w="80" w:type="dxa"/>
+              <w:right w:w="120" w:type="dxa"/>
+            </w:tcMar>
+            <w:vAlign w:val="center"/>
+          </w:tcPr>
+          <w:p>
+            <w:pPr>
+              <w:jc w:val="center"/>
+            </w:pPr>
+            <w:r>
+              <w:rPr>
+                <w:b/>
+                <w:bCs/>
+                <w:color w:val="FFFFFF"/>
+                <w:sz w:val="20"/>
+                <w:szCs w:val="20"/>
+              </w:rPr>
+              <w:t>Resultado / problemas</w:t>
+            </w:r>
+          </w:p>
+        </w:tc>
+      </w:tr>
+      <w:tr>
+        <w:tblPrEx>
+          <w:tblCellMar>
+            <w:top w:w="0" w:type="dxa"/>
+            <w:bottom w:w="0" w:type="dxa"/>
+          </w:tblCellMar>
+        </w:tblPrEx>
+        <w:tc>
+          <w:tcPr>
+            <w:tcW w:w="3200" w:type="dxa"/>
+            <w:tcBorders>
+              <w:top w:val="single" w:sz="6" w:space="0" w:color="AAAAAA"/>
+              <w:left w:val="single" w:sz="6" w:space="0" w:color="AAAAAA"/>
+              <w:bottom w:val="single" w:sz="6" w:space="0" w:color="AAAAAA"/>
+              <w:right w:val="single" w:sz="6" w:space="0" w:color="AAAAAA"/>
+            </w:tcBorders>
+            <w:shd w:val="clear" w:color="auto" w:fill="FFFFFF"/>
+            <w:tcMar>
+              <w:top w:w="80" w:type="dxa"/>
+              <w:left w:w="120" w:type="dxa"/>
+              <w:bottom w:w="80" w:type="dxa"/>
+              <w:right w:w="120" w:type="dxa"/>
+            </w:tcMar>
+            <w:vAlign w:val="center"/>
+          </w:tcPr>
+          <w:p>
+            <w:pPr>
+              <w:rPr>
+                <w:lang w:val="pt-PT"/>
+              </w:rPr>
+            </w:pPr>
+            <w:r>
+              <w:rPr>
+                <w:b/>
+                <w:bCs/>
+                <w:sz w:val="20"/>
+                <w:szCs w:val="20"/>
+                <w:lang w:val="pt-PT"/>
+              </w:rPr>
+              <w:t>[dd/mm/aaaa]</w:t>
+            </w:r>
+          </w:p>
+        </w:tc>
+        <w:tc>
+          <w:tcPr>
+            <w:tcW w:w="2200" w:type="dxa"/>
+            <w:tcBorders>
+              <w:top w:val="single" w:sz="6" w:space="0" w:color="AAAAAA"/>
+              <w:left w:val="single" w:sz="6" w:space="0" w:color="AAAAAA"/>
+              <w:bottom w:val="single" w:sz="6" w:space="0" w:color="AAAAAA"/>
+              <w:right w:val="single" w:sz="6" w:space="0" w:color="AAAAAA"/>
+            </w:tcBorders>
+            <w:shd w:val="clear" w:color="auto" w:fill="FFFFFF"/>
+            <w:tcMar>
+              <w:top w:w="80" w:type="dxa"/>
+              <w:left w:w="120" w:type="dxa"/>
+              <w:bottom w:w="80" w:type="dxa"/>
+              <w:right w:w="120" w:type="dxa"/>
+            </w:tcMar>
+            <w:vAlign w:val="center"/>
+          </w:tcPr>
+          <w:p>
+            <w:pPr>
+              <w:jc w:val="center"/>
+            </w:pPr>
+            <w:r>
+              <w:rPr>
+                <w:sz w:val="20"/>
+                <w:szCs w:val="20"/>
+              </w:rPr>
+              <w:t>[ex.: servidores, atualizações mensais do sistema operativo]</w:t>
+            </w:r>
+          </w:p>
+        </w:tc>
+        <w:tc>
+          <w:tcPr>
+            <w:tcW w:w="1800" w:type="dxa"/>
+            <w:tcBorders>
+              <w:top w:val="single" w:sz="6" w:space="0" w:color="AAAAAA"/>
+              <w:left w:val="single" w:sz="6" w:space="0" w:color="AAAAAA"/>
+              <w:bottom w:val="single" w:sz="6" w:space="0" w:color="AAAAAA"/>
+              <w:right w:val="single" w:sz="6" w:space="0" w:color="AAAAAA"/>
+            </w:tcBorders>
+            <w:shd w:val="clear" w:color="auto" w:fill="FFFFFF"/>
+            <w:tcMar>
+              <w:top w:w="80" w:type="dxa"/>
+              <w:left w:w="120" w:type="dxa"/>
+              <w:bottom w:w="80" w:type="dxa"/>
+              <w:right w:w="120" w:type="dxa"/>
+            </w:tcMar>
+            <w:vAlign w:val="center"/>
+          </w:tcPr>
+          <w:p>
+            <w:pPr>
+              <w:jc w:val="center"/>
+            </w:pPr>
+            <w:r>
+              <w:rPr>
+                <w:sz w:val="20"/>
+                <w:szCs w:val="20"/>
+              </w:rPr>
+              <w:t>[nome]</w:t>
+            </w:r>
+          </w:p>
+        </w:tc>
+        <w:tc>
+          <w:tcPr>
+            <w:tcW w:w="1826" w:type="dxa"/>
+            <w:tcBorders>
+              <w:top w:val="single" w:sz="6" w:space="0" w:color="AAAAAA"/>
+              <w:left w:val="single" w:sz="6" w:space="0" w:color="AAAAAA"/>
+              <w:bottom w:val="single" w:sz="6" w:space="0" w:color="AAAAAA"/>
+              <w:right w:val="single" w:sz="6" w:space="0" w:color="AAAAAA"/>
+            </w:tcBorders>
+            <w:shd w:val="clear" w:color="auto" w:fill="FFFFFF"/>
+            <w:tcMar>
+              <w:top w:w="80" w:type="dxa"/>
+              <w:left w:w="120" w:type="dxa"/>
+              <w:bottom w:w="80" w:type="dxa"/>
+              <w:right w:w="120" w:type="dxa"/>
+            </w:tcMar>
+            <w:vAlign w:val="center"/>
+          </w:tcPr>
+          <w:p>
+            <w:r>
+              <w:rPr>
+                <w:sz w:val="20"/>
+                <w:szCs w:val="20"/>
+              </w:rPr>
+              <w:t>[sem problemas / descrição]</w:t>
+            </w:r>
+          </w:p>
+        </w:tc>
+      </w:tr>
+      <w:tr>
+        <w:tblPrEx>
+          <w:tblCellMar>
+            <w:top w:w="0" w:type="dxa"/>
+            <w:bottom w:w="0" w:type="dxa"/>
+          </w:tblCellMar>
+        </w:tblPrEx>
+        <w:tc>
+          <w:tcPr>
+            <w:tcW w:w="3200" w:type="dxa"/>
+            <w:tcBorders>
+              <w:top w:val="single" w:sz="6" w:space="0" w:color="AAAAAA"/>
+              <w:left w:val="single" w:sz="6" w:space="0" w:color="AAAAAA"/>
+              <w:bottom w:val="single" w:sz="6" w:space="0" w:color="AAAAAA"/>
+              <w:right w:val="single" w:sz="6" w:space="0" w:color="AAAAAA"/>
+            </w:tcBorders>
+            <w:shd w:val="clear" w:color="auto" w:fill="FFFFFF"/>
+            <w:tcMar>
+              <w:top w:w="80" w:type="dxa"/>
+              <w:left w:w="120" w:type="dxa"/>
+              <w:bottom w:w="80" w:type="dxa"/>
+              <w:right w:w="120" w:type="dxa"/>
+            </w:tcMar>
+            <w:vAlign w:val="center"/>
+          </w:tcPr>
+          <w:p>
+            <w:r>
+              <w:rPr>
+                <w:b/>
+                <w:bCs/>
+                <w:sz w:val="20"/>
+                <w:szCs w:val="20"/>
+              </w:rPr>
+              <w:t>[dd/mm/aaaa]</w:t>
+            </w:r>
+          </w:p>
+        </w:tc>
+        <w:tc>
+          <w:tcPr>
+            <w:tcW w:w="2200" w:type="dxa"/>
+            <w:tcBorders>
+              <w:top w:val="single" w:sz="6" w:space="0" w:color="AAAAAA"/>
+              <w:left w:val="single" w:sz="6" w:space="0" w:color="AAAAAA"/>
+              <w:bottom w:val="single" w:sz="6" w:space="0" w:color="AAAAAA"/>
+              <w:right w:val="single" w:sz="6" w:space="0" w:color="AAAAAA"/>
+            </w:tcBorders>
+            <w:shd w:val="clear" w:color="auto" w:fill="FFFFFF"/>
+            <w:tcMar>
+              <w:top w:w="80" w:type="dxa"/>
+              <w:left w:w="120" w:type="dxa"/>
+              <w:bottom w:w="80" w:type="dxa"/>
+              <w:right w:w="120" w:type="dxa"/>
+            </w:tcMar>
+            <w:vAlign w:val="center"/>
+          </w:tcPr>
+          <w:p>
+            <w:pPr>
+              <w:jc w:val="center"/>
+            </w:pPr>
+            <w:r>
+              <w:rPr>
+                <w:sz w:val="20"/>
+                <w:szCs w:val="20"/>
+              </w:rPr>
+              <w:t>[sistemas e atualizações]</w:t>
+            </w:r>
+          </w:p>
+        </w:tc>
+        <w:tc>
+          <w:tcPr>
+            <w:tcW w:w="1800" w:type="dxa"/>
+            <w:tcBorders>
+              <w:top w:val="single" w:sz="6" w:space="0" w:color="AAAAAA"/>
+              <w:left w:val="single" w:sz="6" w:space="0" w:color="AAAAAA"/>
+              <w:bottom w:val="single" w:sz="6" w:space="0" w:color="AAAAAA"/>
+              <w:right w:val="single" w:sz="6" w:space="0" w:color="AAAAAA"/>
+            </w:tcBorders>
+            <w:shd w:val="clear" w:color="auto" w:fill="FFFFFF"/>
+            <w:tcMar>
+              <w:top w:w="80" w:type="dxa"/>
+              <w:left w:w="120" w:type="dxa"/>
+              <w:bottom w:w="80" w:type="dxa"/>
+              <w:right w:w="120" w:type="dxa"/>
+            </w:tcMar>
+            <w:vAlign w:val="center"/>
+          </w:tcPr>
+          <w:p>
+            <w:pPr>
+              <w:jc w:val="center"/>
+            </w:pPr>
+            <w:r>
+              <w:rPr>
+                <w:sz w:val="20"/>
+                <w:szCs w:val="20"/>
+              </w:rPr>
+              <w:t>[nome]</w:t>
+            </w:r>
+          </w:p>
+        </w:tc>
+        <w:tc>
+          <w:tcPr>
+            <w:tcW w:w="1826" w:type="dxa"/>
+            <w:tcBorders>
+              <w:top w:val="single" w:sz="6" w:space="0" w:color="AAAAAA"/>
+              <w:left w:val="single" w:sz="6" w:space="0" w:color="AAAAAA"/>
+              <w:bottom w:val="single" w:sz="6" w:space="0" w:color="AAAAAA"/>
+              <w:right w:val="single" w:sz="6" w:space="0" w:color="AAAAAA"/>
+            </w:tcBorders>
+            <w:shd w:val="clear" w:color="auto" w:fill="FFFFFF"/>
+            <w:tcMar>
+              <w:top w:w="80" w:type="dxa"/>
+              <w:left w:w="120" w:type="dxa"/>
+              <w:bottom w:w="80" w:type="dxa"/>
+              <w:right w:w="120" w:type="dxa"/>
+            </w:tcMar>
+            <w:vAlign w:val="center"/>
+          </w:tcPr>
+          <w:p>
+            <w:pPr>
+              <w:rPr>
+                <w:lang w:val="pt-PT"/>
+              </w:rPr>
+            </w:pPr>
+            <w:r>
+              <w:rPr>
+                <w:sz w:val="20"/>
+                <w:szCs w:val="20"/>
+                <w:lang w:val="pt-PT"/>
+              </w:rPr>
+              <w:t>[resultado]</w:t>
+            </w:r>
+          </w:p>
+        </w:tc>
+      </w:tr>
+    </w:tbl>
     <w:p>
       <w:pPr>
         <w:pBdr>
@@ -6473,21 +6476,7 @@
         <w:rPr>
           <w:lang w:val="pt-PT"/>
         </w:rPr>
-        <w:t xml:space="preserve">Todas as vulnerabilidades identificadas devem ser registadas num Registo de Vulnerabilidades centralizado. Este registo serve como única fonte de verdade sobre o estado do programa. O responsável de TI mantém o registo </w:t>
-      </w:r>
-      <w:proofErr w:type="spellStart"/>
-      <w:r>
-        <w:rPr>
-          <w:lang w:val="pt-PT"/>
-        </w:rPr>
-        <w:t>actualizado</w:t>
-      </w:r>
-      <w:proofErr w:type="spellEnd"/>
-      <w:r>
-        <w:rPr>
-          <w:lang w:val="pt-PT"/>
-        </w:rPr>
-        <w:t>; a administração pode solicitar consulta a qualquer momento.</w:t>
+        <w:t>Todas as vulnerabilidades identificadas, incluindo as comunicadas por terceiros, são registadas num Registo de Vulnerabilidades centralizado, que é a única fonte de verdade sobre o seu estado. O Responsável de TI mantém-no atualizado; o Responsável de Cibersegurança e o órgão de gestão podem consultá-lo a qualquer momento. O registo pode ser mantido na plataforma NIS2PME ou numa folha de cálculo com as mesmas colunas.</w:t>
       </w:r>
     </w:p>
     <w:tbl>
@@ -6632,7 +6621,7 @@
                 <w:sz w:val="20"/>
                 <w:szCs w:val="20"/>
               </w:rPr>
-              <w:t>afectado</w:t>
+              <w:t>afetado</w:t>
             </w:r>
             <w:proofErr w:type="spellEnd"/>
           </w:p>
@@ -6714,7 +6703,7 @@
                 <w:sz w:val="20"/>
                 <w:szCs w:val="20"/>
               </w:rPr>
-              <w:t>detecção</w:t>
+              <w:t>deteção</w:t>
             </w:r>
             <w:proofErr w:type="spellEnd"/>
           </w:p>
@@ -7696,38 +7685,19 @@
               <w:rPr>
                 <w:b/>
                 <w:bCs/>
-                <w:color w:val="1F4E79"/>
-                <w:sz w:val="20"/>
-                <w:szCs w:val="20"/>
-                <w:lang w:val="pt-PT"/>
-              </w:rPr>
-              <w:t xml:space="preserve">Classificação: </w:t>
-            </w:r>
-            <w:r>
-              <w:rPr>
-                <w:sz w:val="20"/>
-                <w:szCs w:val="20"/>
-                <w:lang w:val="pt-PT"/>
-              </w:rPr>
-              <w:t xml:space="preserve">Este registo é classificado </w:t>
-            </w:r>
-            <w:proofErr w:type="gramStart"/>
-            <w:r>
-              <w:rPr>
-                <w:sz w:val="20"/>
-                <w:szCs w:val="20"/>
-                <w:lang w:val="pt-PT"/>
-              </w:rPr>
-              <w:t>como Confidencial</w:t>
-            </w:r>
-            <w:proofErr w:type="gramEnd"/>
-            <w:r>
-              <w:rPr>
-                <w:sz w:val="20"/>
-                <w:szCs w:val="20"/>
-                <w:lang w:val="pt-PT"/>
-              </w:rPr>
-              <w:t>. Não deve ser partilhado externamente sem autorização expressa da administração.</w:t>
+                <w:sz w:val="20"/>
+                <w:szCs w:val="20"/>
+                <w:lang w:val="pt-PT"/>
+              </w:rPr>
+              <w:t>Classificação:</w:t>
+            </w:r>
+            <w:r>
+              <w:rPr>
+                <w:sz w:val="20"/>
+                <w:szCs w:val="20"/>
+                <w:lang w:val="pt-PT"/>
+              </w:rPr>
+              <w:t xml:space="preserve"> Este registo é Confidencial. Não é partilhado externamente sem autorização expressa do Responsável de Cibersegurança.</w:t>
             </w:r>
           </w:p>
         </w:tc>
@@ -7755,7 +7725,21 @@
         <w:rPr>
           <w:lang w:val="pt-PT"/>
         </w:rPr>
-        <w:t>8. Fontes de Informação sobre Vulnerabilidades</w:t>
+        <w:t>8. Fontes de Informação e Comunicação de Vulnerabilidades</w:t>
+      </w:r>
+    </w:p>
+    <w:p>
+      <w:pPr>
+        <w:pStyle w:val="Heading2"/>
+        <w:rPr>
+          <w:lang w:val="pt-PT"/>
+        </w:rPr>
+      </w:pPr>
+      <w:r>
+        <w:rPr>
+          <w:lang w:val="pt-PT"/>
+        </w:rPr>
+        <w:t>8.1 Fontes de informação</w:t>
       </w:r>
     </w:p>
     <w:p>
@@ -7769,23 +7753,7 @@
         <w:rPr>
           <w:lang w:val="pt-PT"/>
         </w:rPr>
-        <w:t xml:space="preserve">O responsável de TI deve monitorizar regularmente as seguintes fontes para se manter informado sobre novas vulnerabilidades e </w:t>
-      </w:r>
-      <w:proofErr w:type="spellStart"/>
-      <w:r>
-        <w:rPr>
-          <w:i/>
-          <w:iCs/>
-          <w:lang w:val="pt-PT"/>
-        </w:rPr>
-        <w:t>patches</w:t>
-      </w:r>
-      <w:proofErr w:type="spellEnd"/>
-      <w:r>
-        <w:rPr>
-          <w:lang w:val="pt-PT"/>
-        </w:rPr>
-        <w:t xml:space="preserve"> disponíveis:</w:t>
+        <w:t>O Responsável de TI acompanha regularmente as seguintes fontes sobre novas vulnerabilidades e patches disponíveis:</w:t>
       </w:r>
     </w:p>
     <w:tbl>
@@ -8021,7 +7989,7 @@
                 <w:szCs w:val="20"/>
                 <w:lang w:val="pt-PT"/>
               </w:rPr>
-              <w:t>Alertas de segurança para entidades portuguesas. Subscrever os alertas por email.</w:t>
+              <w:t>Alertas de segurança para entidades portuguesas. Acompanhar a página de alertas ou o respetivo feed RSS no sítio do CNCS.</w:t>
             </w:r>
           </w:p>
         </w:tc>
@@ -8229,7 +8197,7 @@
                 <w:szCs w:val="20"/>
                 <w:lang w:val="pt-PT"/>
               </w:rPr>
-              <w:t>activa</w:t>
+              <w:t>ativa</w:t>
             </w:r>
             <w:proofErr w:type="spellEnd"/>
             <w:r>
@@ -8553,7 +8521,7 @@
                 <w:szCs w:val="20"/>
                 <w:lang w:val="pt-PT"/>
               </w:rPr>
-              <w:t>Actualizações</w:t>
+              <w:t>Atualizações</w:t>
             </w:r>
             <w:proofErr w:type="spellEnd"/>
             <w:r>
@@ -8631,25 +8599,178 @@
               <w:rPr>
                 <w:b/>
                 <w:bCs/>
-                <w:color w:val="1F4E79"/>
-                <w:sz w:val="20"/>
-                <w:szCs w:val="20"/>
-                <w:lang w:val="pt-PT"/>
-              </w:rPr>
-              <w:t xml:space="preserve">Recomendação: </w:t>
-            </w:r>
-            <w:r>
-              <w:rPr>
-                <w:sz w:val="20"/>
-                <w:szCs w:val="20"/>
-                <w:lang w:val="pt-PT"/>
-              </w:rPr>
-              <w:t>Subscrever gratuitamente os alertas de segurança do CNCS em www.cncs.gov.pt. Em Portugal, o CNCS emite avisos específicos para o contexto nacional, incluindo ameaças dirigidas a entidades abrangidas pelo DL 125/2025.</w:t>
+                <w:sz w:val="20"/>
+                <w:szCs w:val="20"/>
+                <w:lang w:val="pt-PT"/>
+              </w:rPr>
+              <w:t>Recomendação:</w:t>
+            </w:r>
+            <w:r>
+              <w:rPr>
+                <w:sz w:val="20"/>
+                <w:szCs w:val="20"/>
+                <w:lang w:val="pt-PT"/>
+              </w:rPr>
+              <w:t xml:space="preserve"> Acompanhar os alertas de segurança do CNCS/CERT.PT em www.cncs.gov.pt (há um feed RSS de alertas). O CNCS emite avisos para o contexto nacional, incluindo ameaças dirigidas a entidades abrangidas pelo RJC.</w:t>
             </w:r>
           </w:p>
         </w:tc>
       </w:tr>
     </w:tbl>
+    <w:p>
+      <w:pPr>
+        <w:pStyle w:val="Heading2"/>
+        <w:rPr>
+          <w:lang w:val="pt-PT"/>
+        </w:rPr>
+      </w:pPr>
+      <w:r>
+        <w:rPr>
+          <w:lang w:val="pt-PT"/>
+        </w:rPr>
+        <w:t>8.2 Vulnerabilidades comunicadas por terceiros</w:t>
+      </w:r>
+    </w:p>
+    <w:p>
+      <w:pPr>
+        <w:pStyle w:val="ListParagraph"/>
+        <w:numPr>
+          <w:ilvl w:val="0"/>
+          <w:numId w:val="2"/>
+        </w:numPr>
+        <w:rPr>
+          <w:lang w:val="pt-PT"/>
+        </w:rPr>
+      </w:pPr>
+      <w:r>
+        <w:rPr>
+          <w:lang w:val="pt-PT"/>
+        </w:rPr>
+        <w:t>A [ORGANIZAÇÃO] indica um contacto para receber avisos de vulnerabilidades nos seus sistemas e serviços: [endereço de correio eletrónico, ex.: seguranca@dominio.pt]. Se tiver sítio web, publica esse contacto num ficheiro security.txt (norma RFC 9116).</w:t>
+      </w:r>
+    </w:p>
+    <w:p>
+      <w:pPr>
+        <w:pStyle w:val="ListParagraph"/>
+        <w:numPr>
+          <w:ilvl w:val="0"/>
+          <w:numId w:val="2"/>
+        </w:numPr>
+        <w:rPr>
+          <w:lang w:val="pt-PT"/>
+        </w:rPr>
+      </w:pPr>
+      <w:r>
+        <w:rPr>
+          <w:lang w:val="pt-PT"/>
+        </w:rPr>
+        <w:t>Cada aviso, interno (colaborador, verificação, prestador) ou externo (cliente, fornecedor, investigador), é registado no Registo de Vulnerabilidades, analisado e confirmado ou descartado. Se for confirmado, é corrigido nos prazos da secção 4.</w:t>
+      </w:r>
+    </w:p>
+    <w:p>
+      <w:pPr>
+        <w:pStyle w:val="ListParagraph"/>
+        <w:numPr>
+          <w:ilvl w:val="0"/>
+          <w:numId w:val="2"/>
+        </w:numPr>
+        <w:rPr>
+          <w:lang w:val="pt-PT"/>
+        </w:rPr>
+      </w:pPr>
+      <w:r>
+        <w:rPr>
+          <w:lang w:val="pt-PT"/>
+        </w:rPr>
+        <w:t>O Responsável de TI acusa a receção ao autor do aviso, informa-o quando a vulnerabilidade estiver corrigida e não divulga pormenores antes da correção.</w:t>
+      </w:r>
+    </w:p>
+    <w:p>
+      <w:pPr>
+        <w:pStyle w:val="ListParagraph"/>
+        <w:numPr>
+          <w:ilvl w:val="0"/>
+          <w:numId w:val="2"/>
+        </w:numPr>
+        <w:rPr>
+          <w:lang w:val="pt-PT"/>
+        </w:rPr>
+      </w:pPr>
+      <w:r>
+        <w:rPr>
+          <w:lang w:val="pt-PT"/>
+        </w:rPr>
+        <w:t>A partir do nível Substancial, este processo segue a Instrução Técnica de Divulgação Coordenada de Vulnerabilidades do CNCS (QNRCS ID.AR-7). No nível Elevado acrescem a análise sistemática das vulnerabilidades registadas e mecanismos automatizados para divulgar e acompanhar a sua correção junto das partes interessadas.</w:t>
+      </w:r>
+    </w:p>
+    <w:p>
+      <w:pPr>
+        <w:pStyle w:val="Heading2"/>
+        <w:rPr>
+          <w:lang w:val="pt-PT"/>
+        </w:rPr>
+      </w:pPr>
+      <w:r>
+        <w:rPr>
+          <w:lang w:val="pt-PT"/>
+        </w:rPr>
+        <w:t>8.3 Comunicar vulnerabilidades a terceiros</w:t>
+      </w:r>
+    </w:p>
+    <w:p>
+      <w:pPr>
+        <w:pStyle w:val="ListParagraph"/>
+        <w:numPr>
+          <w:ilvl w:val="0"/>
+          <w:numId w:val="2"/>
+        </w:numPr>
+        <w:rPr>
+          <w:lang w:val="pt-PT"/>
+        </w:rPr>
+      </w:pPr>
+      <w:r>
+        <w:rPr>
+          <w:lang w:val="pt-PT"/>
+        </w:rPr>
+        <w:t>Vulnerabilidade num produto ou serviço de um fornecedor: comunicá-la ao fabricante ou prestador. Se ele não responder, ou se a vulnerabilidade afetar várias entidades, pode pedir-se a intermediação do CERT.PT, que coordena a divulgação coordenada de vulnerabilidades em Portugal e preserva o anonimato de quem comunica, se lho for pedido (RJC, art. 38.º).</w:t>
+      </w:r>
+    </w:p>
+    <w:p>
+      <w:pPr>
+        <w:pStyle w:val="ListParagraph"/>
+        <w:numPr>
+          <w:ilvl w:val="0"/>
+          <w:numId w:val="2"/>
+        </w:numPr>
+        <w:rPr>
+          <w:lang w:val="pt-PT"/>
+        </w:rPr>
+      </w:pPr>
+      <w:r>
+        <w:rPr>
+          <w:lang w:val="pt-PT"/>
+        </w:rPr>
+        <w:t>A organização pode também notificar voluntariamente a vulnerabilidade ao CNCS pela MyCiber, sem necessidade de registo nem autenticação (RJC, art. 45.º; Regulamento n.º 756/2026, art. 21.º). A notificação voluntária não cria obrigações adicionais para quem notifica.</w:t>
+      </w:r>
+    </w:p>
+    <w:p>
+      <w:pPr>
+        <w:pStyle w:val="ListParagraph"/>
+        <w:numPr>
+          <w:ilvl w:val="0"/>
+          <w:numId w:val="2"/>
+        </w:numPr>
+        <w:rPr>
+          <w:lang w:val="pt-PT"/>
+        </w:rPr>
+      </w:pPr>
+      <w:r>
+        <w:rPr>
+          <w:lang w:val="pt-PT"/>
+        </w:rPr>
+        <w:t>Uma vulnerabilidade explorada nos sistemas da organização é um possível incidente: aplica-se o Plano de Resposta a Incidentes, que define quando é obrigatório notificar o CNCS.</w:t>
+      </w:r>
+    </w:p>
     <w:p>
       <w:pPr>
         <w:pBdr>
@@ -8679,7 +8800,7 @@
         <w:rPr>
           <w:lang w:val="pt-PT"/>
         </w:rPr>
-        <w:t>Excepções</w:t>
+        <w:t>Exceções</w:t>
       </w:r>
       <w:proofErr w:type="spellEnd"/>
     </w:p>
@@ -8694,7 +8815,7 @@
         <w:rPr>
           <w:lang w:val="pt-PT"/>
         </w:rPr>
-        <w:t xml:space="preserve">Nem sempre e possível aplicar um </w:t>
+        <w:t xml:space="preserve">Nem sempre é possível aplicar um </w:t>
       </w:r>
       <w:proofErr w:type="spellStart"/>
       <w:r>
@@ -8733,7 +8854,7 @@
         <w:rPr>
           <w:lang w:val="pt-PT"/>
         </w:rPr>
-        <w:t>correcção</w:t>
+        <w:t>correção</w:t>
       </w:r>
       <w:proofErr w:type="spellEnd"/>
       <w:r>
@@ -8747,7 +8868,7 @@
         <w:rPr>
           <w:lang w:val="pt-PT"/>
         </w:rPr>
-        <w:t>excepções</w:t>
+        <w:t>exceções</w:t>
       </w:r>
       <w:proofErr w:type="spellEnd"/>
       <w:r>
@@ -8774,7 +8895,7 @@
       </w:r>
       <w:proofErr w:type="spellStart"/>
       <w:r>
-        <w:t>excepção</w:t>
+        <w:t>exceção</w:t>
       </w:r>
       <w:proofErr w:type="spellEnd"/>
     </w:p>
@@ -8793,21 +8914,7 @@
         <w:rPr>
           <w:lang w:val="pt-PT"/>
         </w:rPr>
-        <w:t xml:space="preserve">O responsável de TI solicita a </w:t>
-      </w:r>
-      <w:proofErr w:type="spellStart"/>
-      <w:r>
-        <w:rPr>
-          <w:lang w:val="pt-PT"/>
-        </w:rPr>
-        <w:t>excepção</w:t>
-      </w:r>
-      <w:proofErr w:type="spellEnd"/>
-      <w:r>
-        <w:rPr>
-          <w:lang w:val="pt-PT"/>
-        </w:rPr>
-        <w:t xml:space="preserve"> a administração, com justificação escrita.</w:t>
+        <w:t>O Responsável de TI pede a exceção por escrito ao Responsável de Cibersegurança, que a aprova ou recusa. As exceções de vulnerabilidades CRÍTICAS são aprovadas pelo órgão de gestão.</w:t>
       </w:r>
     </w:p>
     <w:p>
@@ -8832,7 +8939,7 @@
         <w:rPr>
           <w:lang w:val="pt-PT"/>
         </w:rPr>
-        <w:t>excepção</w:t>
+        <w:t>exceção</w:t>
       </w:r>
       <w:proofErr w:type="spellEnd"/>
       <w:r>
@@ -8846,7 +8953,7 @@
         <w:rPr>
           <w:lang w:val="pt-PT"/>
         </w:rPr>
-        <w:t>afectado</w:t>
+        <w:t>afetado</w:t>
       </w:r>
       <w:proofErr w:type="spellEnd"/>
       <w:r>
@@ -8860,7 +8967,7 @@
         <w:rPr>
           <w:lang w:val="pt-PT"/>
         </w:rPr>
-        <w:t>protecção</w:t>
+        <w:t>proteção</w:t>
       </w:r>
       <w:proofErr w:type="spellEnd"/>
       <w:r>
@@ -8892,7 +8999,7 @@
         <w:rPr>
           <w:lang w:val="pt-PT"/>
         </w:rPr>
-        <w:t>excepção</w:t>
+        <w:t>exceção</w:t>
       </w:r>
       <w:proofErr w:type="spellEnd"/>
       <w:r>
@@ -8906,7 +9013,7 @@
         <w:rPr>
           <w:lang w:val="pt-PT"/>
         </w:rPr>
-        <w:t>válidade</w:t>
+        <w:t>validade</w:t>
       </w:r>
       <w:proofErr w:type="spellEnd"/>
       <w:r>
@@ -8920,14 +9027,14 @@
         <w:rPr>
           <w:lang w:val="pt-PT"/>
         </w:rPr>
-        <w:t>apos</w:t>
+        <w:t>após</w:t>
       </w:r>
       <w:proofErr w:type="gramEnd"/>
       <w:r>
         <w:rPr>
           <w:lang w:val="pt-PT"/>
         </w:rPr>
-        <w:t xml:space="preserve"> o qual deve ser revista, renovada ou encerrada.</w:t>
+        <w:t xml:space="preserve"> a qual deve ser revista, renovada ou encerrada.</w:t>
       </w:r>
     </w:p>
     <w:p>
@@ -8966,44 +9073,17 @@
     </w:p>
     <w:p>
       <w:pPr>
-        <w:spacing w:before="120" w:after="60"/>
+        <w:pStyle w:val="Heading2"/>
+        <w:rPr>
+          <w:lang w:val="pt-PT"/>
+        </w:rPr>
       </w:pPr>
       <w:r>
         <w:rPr>
-          <w:b/>
-          <w:bCs/>
-          <w:color w:val="2E75B6"/>
-        </w:rPr>
-        <w:t xml:space="preserve">9.2 </w:t>
-      </w:r>
-      <w:proofErr w:type="spellStart"/>
-      <w:r>
-        <w:rPr>
-          <w:b/>
-          <w:bCs/>
-          <w:color w:val="2E75B6"/>
-        </w:rPr>
-        <w:t>Registo</w:t>
-      </w:r>
-      <w:proofErr w:type="spellEnd"/>
-      <w:r>
-        <w:rPr>
-          <w:b/>
-          <w:bCs/>
-          <w:color w:val="2E75B6"/>
-        </w:rPr>
-        <w:t xml:space="preserve"> de </w:t>
-      </w:r>
-      <w:proofErr w:type="spellStart"/>
-      <w:r>
-        <w:rPr>
-          <w:b/>
-          <w:bCs/>
-          <w:color w:val="2E75B6"/>
-        </w:rPr>
-        <w:t>excepções</w:t>
-      </w:r>
-      <w:proofErr w:type="spellEnd"/>
+          <w:lang w:val="pt-PT"/>
+        </w:rPr>
+        <w:t>9.2 Registo de exceções</w:t>
+      </w:r>
     </w:p>
     <w:tbl>
       <w:tblPr>
@@ -9257,7 +9337,6 @@
             <w:pPr>
               <w:jc w:val="center"/>
             </w:pPr>
-            <w:proofErr w:type="spellStart"/>
             <w:r>
               <w:rPr>
                 <w:b/>
@@ -9266,31 +9345,8 @@
                 <w:sz w:val="20"/>
                 <w:szCs w:val="20"/>
               </w:rPr>
-              <w:t>Prazo</w:t>
-            </w:r>
-            <w:proofErr w:type="spellEnd"/>
-            <w:r>
-              <w:rPr>
-                <w:b/>
-                <w:bCs/>
-                <w:color w:val="FFFFFF"/>
-                <w:sz w:val="20"/>
-                <w:szCs w:val="20"/>
-              </w:rPr>
-              <w:t xml:space="preserve"> </w:t>
-            </w:r>
-            <w:proofErr w:type="spellStart"/>
-            <w:r>
-              <w:rPr>
-                <w:b/>
-                <w:bCs/>
-                <w:color w:val="FFFFFF"/>
-                <w:sz w:val="20"/>
-                <w:szCs w:val="20"/>
-              </w:rPr>
-              <w:t>revisão</w:t>
-            </w:r>
-            <w:proofErr w:type="spellEnd"/>
+              <w:t>Aprovado por / prazo de revisão</w:t>
+            </w:r>
           </w:p>
         </w:tc>
       </w:tr>
@@ -9757,7 +9813,7 @@
               <w:rPr>
                 <w:lang w:val="pt-PT"/>
               </w:rPr>
-              <w:t>excepção</w:t>
+              <w:t>exceção</w:t>
             </w:r>
             <w:proofErr w:type="spellEnd"/>
             <w:r>
@@ -9771,14 +9827,14 @@
               <w:rPr>
                 <w:lang w:val="pt-PT"/>
               </w:rPr>
-              <w:t>protecção</w:t>
+              <w:t>proteção</w:t>
             </w:r>
             <w:proofErr w:type="spellEnd"/>
             <w:r>
               <w:rPr>
                 <w:lang w:val="pt-PT"/>
               </w:rPr>
-              <w:t xml:space="preserve"> alternativa deve ser proporcional a gravidade da vulnerabilidade. Uma vulnerabilidade CRÍTICA sem </w:t>
+              <w:t xml:space="preserve"> alternativa deve ser proporcional à gravidade da vulnerabilidade. Uma vulnerabilidade CRÍTICA sem </w:t>
             </w:r>
             <w:proofErr w:type="spellStart"/>
             <w:r>
@@ -9824,7 +9880,7 @@
       </w:r>
       <w:proofErr w:type="spellStart"/>
       <w:r>
-        <w:t>Papeis</w:t>
+        <w:t>Papéis</w:t>
       </w:r>
       <w:proofErr w:type="spellEnd"/>
       <w:r>
@@ -9963,7 +10019,6 @@
             <w:vAlign w:val="center"/>
           </w:tcPr>
           <w:p>
-            <w:proofErr w:type="spellStart"/>
             <w:r>
               <w:rPr>
                 <w:b/>
@@ -9971,29 +10026,8 @@
                 <w:sz w:val="20"/>
                 <w:szCs w:val="20"/>
               </w:rPr>
-              <w:t>Administração</w:t>
-            </w:r>
-            <w:proofErr w:type="spellEnd"/>
-            <w:r>
-              <w:rPr>
-                <w:b/>
-                <w:bCs/>
-                <w:sz w:val="20"/>
-                <w:szCs w:val="20"/>
-              </w:rPr>
-              <w:t xml:space="preserve"> / </w:t>
-            </w:r>
-            <w:proofErr w:type="spellStart"/>
-            <w:r>
-              <w:rPr>
-                <w:b/>
-                <w:bCs/>
-                <w:sz w:val="20"/>
-                <w:szCs w:val="20"/>
-              </w:rPr>
-              <w:t>Gerencia</w:t>
-            </w:r>
-            <w:proofErr w:type="spellEnd"/>
+              <w:t>Órgão de gestão</w:t>
+            </w:r>
           </w:p>
         </w:tc>
         <w:tc>
@@ -10026,7 +10060,7 @@
                 <w:szCs w:val="20"/>
                 <w:lang w:val="pt-PT"/>
               </w:rPr>
-              <w:t>Aprovar esta política. Garantir os recursos necessários. Ser informada de vulnerabilidades críticas não resolvidas.</w:t>
+              <w:t>Aprovar esta política e garantir os recursos necessários; supervisionar a sua aplicação (RJC, art. 25.º, n.º 1, als. a) e b)). Aprovar as exceções de vulnerabilidades CRÍTICAS. Ser informado das vulnerabilidades críticas por corrigir.</w:t>
             </w:r>
           </w:p>
         </w:tc>
@@ -10070,7 +10104,7 @@
                 <w:szCs w:val="20"/>
                 <w:lang w:val="pt-PT"/>
               </w:rPr>
-              <w:t>Responsável de TI (interno ou externo)</w:t>
+              <w:t>Responsável de Cibersegurança</w:t>
             </w:r>
           </w:p>
         </w:tc>
@@ -10104,61 +10138,7 @@
                 <w:szCs w:val="20"/>
                 <w:lang w:val="pt-PT"/>
               </w:rPr>
-              <w:t xml:space="preserve">Executar o processo de identificação, avaliação e aplicação de </w:t>
-            </w:r>
-            <w:proofErr w:type="spellStart"/>
-            <w:r>
-              <w:rPr>
-                <w:sz w:val="20"/>
-                <w:szCs w:val="20"/>
-                <w:lang w:val="pt-PT"/>
-              </w:rPr>
-              <w:t>patches</w:t>
-            </w:r>
-            <w:proofErr w:type="spellEnd"/>
-            <w:r>
-              <w:rPr>
-                <w:sz w:val="20"/>
-                <w:szCs w:val="20"/>
-                <w:lang w:val="pt-PT"/>
-              </w:rPr>
-              <w:t xml:space="preserve">. Manter o Registo de Vulnerabilidades </w:t>
-            </w:r>
-            <w:proofErr w:type="spellStart"/>
-            <w:r>
-              <w:rPr>
-                <w:sz w:val="20"/>
-                <w:szCs w:val="20"/>
-                <w:lang w:val="pt-PT"/>
-              </w:rPr>
-              <w:t>actualizado</w:t>
-            </w:r>
-            <w:proofErr w:type="spellEnd"/>
-            <w:r>
-              <w:rPr>
-                <w:sz w:val="20"/>
-                <w:szCs w:val="20"/>
-                <w:lang w:val="pt-PT"/>
-              </w:rPr>
-              <w:t xml:space="preserve">. Gerir as janelas de manutenção e documentar todas as </w:t>
-            </w:r>
-            <w:proofErr w:type="spellStart"/>
-            <w:r>
-              <w:rPr>
-                <w:sz w:val="20"/>
-                <w:szCs w:val="20"/>
-                <w:lang w:val="pt-PT"/>
-              </w:rPr>
-              <w:t>acções</w:t>
-            </w:r>
-            <w:proofErr w:type="spellEnd"/>
-            <w:r>
-              <w:rPr>
-                <w:sz w:val="20"/>
-                <w:szCs w:val="20"/>
-                <w:lang w:val="pt-PT"/>
-              </w:rPr>
-              <w:t>.</w:t>
+              <w:t>Propor esta política e as suas revisões (RJC, art. 31.º). Aprovar as exceções. Acompanhar o Registo de Vulnerabilidades e reportar ao órgão de gestão. Decidir a comunicação de vulnerabilidades a terceiros (secção 8.3).</w:t>
             </w:r>
           </w:p>
         </w:tc>
@@ -10196,9 +10176,71 @@
                 <w:sz w:val="20"/>
                 <w:szCs w:val="20"/>
               </w:rPr>
-              <w:t xml:space="preserve">Todos </w:t>
-            </w:r>
-            <w:proofErr w:type="spellStart"/>
+              <w:t>Responsável de TI (interno ou prestador externo)</w:t>
+            </w:r>
+          </w:p>
+        </w:tc>
+        <w:tc>
+          <w:tcPr>
+            <w:tcW w:w="6426" w:type="dxa"/>
+            <w:tcBorders>
+              <w:top w:val="single" w:sz="6" w:space="0" w:color="AAAAAA"/>
+              <w:left w:val="single" w:sz="6" w:space="0" w:color="AAAAAA"/>
+              <w:bottom w:val="single" w:sz="6" w:space="0" w:color="AAAAAA"/>
+              <w:right w:val="single" w:sz="6" w:space="0" w:color="AAAAAA"/>
+            </w:tcBorders>
+            <w:shd w:val="clear" w:color="auto" w:fill="FFFFFF"/>
+            <w:tcMar>
+              <w:top w:w="80" w:type="dxa"/>
+              <w:left w:w="120" w:type="dxa"/>
+              <w:bottom w:w="80" w:type="dxa"/>
+              <w:right w:w="120" w:type="dxa"/>
+            </w:tcMar>
+            <w:vAlign w:val="center"/>
+          </w:tcPr>
+          <w:p>
+            <w:pPr>
+              <w:rPr>
+                <w:lang w:val="pt-PT"/>
+              </w:rPr>
+            </w:pPr>
+            <w:r>
+              <w:rPr>
+                <w:sz w:val="20"/>
+                <w:szCs w:val="20"/>
+                <w:lang w:val="pt-PT"/>
+              </w:rPr>
+              <w:t>Manter as atualizações automáticas, fazer a verificação mensal e aplicar os patches nos prazos. Manter o Registo de Vulnerabilidades e o registo de manutenções. Tratar os avisos recebidos (secção 8.2).</w:t>
+            </w:r>
+          </w:p>
+        </w:tc>
+      </w:tr>
+      <w:tr>
+        <w:tblPrEx>
+          <w:tblCellMar>
+            <w:top w:w="0" w:type="dxa"/>
+            <w:bottom w:w="0" w:type="dxa"/>
+          </w:tblCellMar>
+        </w:tblPrEx>
+        <w:tc>
+          <w:tcPr>
+            <w:tcW w:w="2600" w:type="dxa"/>
+            <w:tcBorders>
+              <w:top w:val="single" w:sz="6" w:space="0" w:color="AAAAAA"/>
+              <w:left w:val="single" w:sz="6" w:space="0" w:color="AAAAAA"/>
+              <w:bottom w:val="single" w:sz="6" w:space="0" w:color="AAAAAA"/>
+              <w:right w:val="single" w:sz="6" w:space="0" w:color="AAAAAA"/>
+            </w:tcBorders>
+            <w:shd w:val="clear" w:color="auto" w:fill="FFFFFF"/>
+            <w:tcMar>
+              <w:top w:w="80" w:type="dxa"/>
+              <w:left w:w="120" w:type="dxa"/>
+              <w:bottom w:w="80" w:type="dxa"/>
+              <w:right w:w="120" w:type="dxa"/>
+            </w:tcMar>
+            <w:vAlign w:val="center"/>
+          </w:tcPr>
+          <w:p>
             <w:r>
               <w:rPr>
                 <w:b/>
@@ -10206,29 +10248,8 @@
                 <w:sz w:val="20"/>
                 <w:szCs w:val="20"/>
               </w:rPr>
-              <w:t>os</w:t>
-            </w:r>
-            <w:proofErr w:type="spellEnd"/>
-            <w:r>
-              <w:rPr>
-                <w:b/>
-                <w:bCs/>
-                <w:sz w:val="20"/>
-                <w:szCs w:val="20"/>
-              </w:rPr>
-              <w:t xml:space="preserve"> </w:t>
-            </w:r>
-            <w:proofErr w:type="spellStart"/>
-            <w:r>
-              <w:rPr>
-                <w:b/>
-                <w:bCs/>
-                <w:sz w:val="20"/>
-                <w:szCs w:val="20"/>
-              </w:rPr>
-              <w:t>colaboradores</w:t>
-            </w:r>
-            <w:proofErr w:type="spellEnd"/>
+              <w:t>Colaboradores</w:t>
+            </w:r>
           </w:p>
         </w:tc>
         <w:tc>
@@ -10261,25 +10282,7 @@
                 <w:szCs w:val="20"/>
                 <w:lang w:val="pt-PT"/>
               </w:rPr>
-              <w:t xml:space="preserve">Não adiar </w:t>
-            </w:r>
-            <w:proofErr w:type="spellStart"/>
-            <w:r>
-              <w:rPr>
-                <w:sz w:val="20"/>
-                <w:szCs w:val="20"/>
-                <w:lang w:val="pt-PT"/>
-              </w:rPr>
-              <w:t>actualizações</w:t>
-            </w:r>
-            <w:proofErr w:type="spellEnd"/>
-            <w:r>
-              <w:rPr>
-                <w:sz w:val="20"/>
-                <w:szCs w:val="20"/>
-                <w:lang w:val="pt-PT"/>
-              </w:rPr>
-              <w:t xml:space="preserve"> de segurança sem autorização. Comunicar ao Responsável de TI qualquer software instalado por conta própria.</w:t>
+              <w:t>Todo o pessoal, incluindo temporários e estagiários, e terceiros com acesso aos sistemas. Não adiar nem desativar atualizações de segurança e reiniciar o equipamento quando pedido. Não instalar software sem autorização. Comunicar ao Responsável de TI qualquer suspeita de vulnerabilidade.</w:t>
             </w:r>
           </w:p>
         </w:tc>
@@ -10348,83 +10351,19 @@
               <w:rPr>
                 <w:b/>
                 <w:bCs/>
-                <w:color w:val="1F4E79"/>
-                <w:sz w:val="20"/>
-                <w:szCs w:val="20"/>
-                <w:lang w:val="pt-PT"/>
-              </w:rPr>
-              <w:t xml:space="preserve">Referência normativa: </w:t>
-            </w:r>
-            <w:r>
-              <w:rPr>
-                <w:sz w:val="20"/>
-                <w:szCs w:val="20"/>
-                <w:lang w:val="pt-PT"/>
-              </w:rPr>
-              <w:t xml:space="preserve">DL 125/2025, </w:t>
-            </w:r>
-            <w:proofErr w:type="spellStart"/>
-            <w:r>
-              <w:rPr>
-                <w:sz w:val="20"/>
-                <w:szCs w:val="20"/>
-                <w:lang w:val="pt-PT"/>
-              </w:rPr>
-              <w:t>Art</w:t>
-            </w:r>
-            <w:proofErr w:type="spellEnd"/>
-            <w:r>
-              <w:rPr>
-                <w:sz w:val="20"/>
-                <w:szCs w:val="20"/>
-                <w:lang w:val="pt-PT"/>
-              </w:rPr>
-              <w:t xml:space="preserve">. 8.o, </w:t>
-            </w:r>
-            <w:proofErr w:type="spellStart"/>
-            <w:r>
-              <w:rPr>
-                <w:sz w:val="20"/>
-                <w:szCs w:val="20"/>
-                <w:lang w:val="pt-PT"/>
-              </w:rPr>
-              <w:t>n.o</w:t>
-            </w:r>
-            <w:proofErr w:type="spellEnd"/>
-            <w:r>
-              <w:rPr>
-                <w:sz w:val="20"/>
-                <w:szCs w:val="20"/>
-                <w:lang w:val="pt-PT"/>
-              </w:rPr>
-              <w:t xml:space="preserve"> 1 e 2 - O órgão de administração e responsável pela aprovação e supervisão das medidas de gestão do risco de </w:t>
-            </w:r>
-            <w:proofErr w:type="spellStart"/>
-            <w:r>
-              <w:rPr>
-                <w:sz w:val="20"/>
-                <w:szCs w:val="20"/>
-                <w:lang w:val="pt-PT"/>
-              </w:rPr>
-              <w:t>cibersegurança</w:t>
-            </w:r>
-            <w:proofErr w:type="spellEnd"/>
-            <w:r>
-              <w:rPr>
-                <w:sz w:val="20"/>
-                <w:szCs w:val="20"/>
-                <w:lang w:val="pt-PT"/>
-              </w:rPr>
-              <w:t xml:space="preserve">, </w:t>
-            </w:r>
-            <w:r>
-              <w:rPr>
-                <w:sz w:val="20"/>
-                <w:szCs w:val="20"/>
-                <w:lang w:val="pt-PT"/>
-              </w:rPr>
-              <w:lastRenderedPageBreak/>
-              <w:t>incluindo esta política. A gestão de topo deve ser informada regularmente sobre o estado das vulnerabilidades críticas não remediadas.</w:t>
+                <w:sz w:val="20"/>
+                <w:szCs w:val="20"/>
+                <w:lang w:val="pt-PT"/>
+              </w:rPr>
+              <w:t>Referência normativa:</w:t>
+            </w:r>
+            <w:r>
+              <w:rPr>
+                <w:sz w:val="20"/>
+                <w:szCs w:val="20"/>
+                <w:lang w:val="pt-PT"/>
+              </w:rPr>
+              <w:t xml:space="preserve"> RJC, art. 25.º, n.º 1, als. a) e b), e n.º 2: o órgão de gestão aprova as medidas de gestão dos riscos de cibersegurança, incluindo esta política, e supervisiona a sua aplicação; os seus titulares podem responder, com dolo ou culpa grave, pelas infrações. RJC, art. 31.º: Responsável de Cibersegurança. O órgão de gestão é informado regularmente sobre as vulnerabilidades críticas por corrigir.</w:t>
             </w:r>
           </w:p>
         </w:tc>
@@ -10480,51 +10419,7 @@
         <w:rPr>
           <w:lang w:val="pt-PT"/>
         </w:rPr>
-        <w:t xml:space="preserve">Esta </w:t>
-      </w:r>
-      <w:proofErr w:type="spellStart"/>
-      <w:r>
-        <w:rPr>
-          <w:i/>
-          <w:iCs/>
-          <w:lang w:val="pt-PT"/>
-        </w:rPr>
-        <w:t>checklist</w:t>
-      </w:r>
-      <w:proofErr w:type="spellEnd"/>
-      <w:r>
-        <w:rPr>
-          <w:lang w:val="pt-PT"/>
-        </w:rPr>
-        <w:t xml:space="preserve"> deve ser usada pelo responsável de TI nas </w:t>
-      </w:r>
-      <w:proofErr w:type="spellStart"/>
-      <w:r>
-        <w:rPr>
-          <w:lang w:val="pt-PT"/>
-        </w:rPr>
-        <w:t>revisoes</w:t>
-      </w:r>
-      <w:proofErr w:type="spellEnd"/>
-      <w:r>
-        <w:rPr>
-          <w:lang w:val="pt-PT"/>
-        </w:rPr>
-        <w:t xml:space="preserve"> mensais e pela administração nas </w:t>
-      </w:r>
-      <w:proofErr w:type="spellStart"/>
-      <w:r>
-        <w:rPr>
-          <w:lang w:val="pt-PT"/>
-        </w:rPr>
-        <w:t>revisoes</w:t>
-      </w:r>
-      <w:proofErr w:type="spellEnd"/>
-      <w:r>
-        <w:rPr>
-          <w:lang w:val="pt-PT"/>
-        </w:rPr>
-        <w:t xml:space="preserve"> trimestrais.</w:t>
+        <w:t>O Responsável de TI usa esta checklist na verificação mensal. O resumo (vulnerabilidades críticas e altas em aberto, exceções ativas) é apresentado ao Responsável de Cibersegurança [trimestralmente] e ao órgão de gestão na revisão anual.</w:t>
       </w:r>
     </w:p>
     <w:tbl>
@@ -10652,25 +10547,7 @@
                 <w:szCs w:val="20"/>
                 <w:lang w:val="pt-PT"/>
               </w:rPr>
-              <w:t xml:space="preserve">Os alertas do CNCS/CERT.PT </w:t>
-            </w:r>
-            <w:proofErr w:type="spellStart"/>
-            <w:r>
-              <w:rPr>
-                <w:sz w:val="20"/>
-                <w:szCs w:val="20"/>
-                <w:lang w:val="pt-PT"/>
-              </w:rPr>
-              <w:t>estao</w:t>
-            </w:r>
-            <w:proofErr w:type="spellEnd"/>
-            <w:r>
-              <w:rPr>
-                <w:sz w:val="20"/>
-                <w:szCs w:val="20"/>
-                <w:lang w:val="pt-PT"/>
-              </w:rPr>
-              <w:t xml:space="preserve"> subscritos e são consultados regularmente.</w:t>
+              <w:t>Os alertas do CNCS/CERT.PT são acompanhados regularmente (página ou feed RSS).</w:t>
             </w:r>
           </w:p>
         </w:tc>
@@ -10816,43 +10693,7 @@
                 <w:szCs w:val="20"/>
                 <w:lang w:val="pt-PT"/>
               </w:rPr>
-              <w:t xml:space="preserve">O inventário de sistemas esta </w:t>
-            </w:r>
-            <w:proofErr w:type="spellStart"/>
-            <w:r>
-              <w:rPr>
-                <w:sz w:val="20"/>
-                <w:szCs w:val="20"/>
-                <w:lang w:val="pt-PT"/>
-              </w:rPr>
-              <w:t>actualizado</w:t>
-            </w:r>
-            <w:proofErr w:type="spellEnd"/>
-            <w:r>
-              <w:rPr>
-                <w:sz w:val="20"/>
-                <w:szCs w:val="20"/>
-                <w:lang w:val="pt-PT"/>
-              </w:rPr>
-              <w:t xml:space="preserve"> (todos os sistemas </w:t>
-            </w:r>
-            <w:proofErr w:type="spellStart"/>
-            <w:r>
-              <w:rPr>
-                <w:sz w:val="20"/>
-                <w:szCs w:val="20"/>
-                <w:lang w:val="pt-PT"/>
-              </w:rPr>
-              <w:t>estao</w:t>
-            </w:r>
-            <w:proofErr w:type="spellEnd"/>
-            <w:r>
-              <w:rPr>
-                <w:sz w:val="20"/>
-                <w:szCs w:val="20"/>
-                <w:lang w:val="pt-PT"/>
-              </w:rPr>
-              <w:t xml:space="preserve"> identificados).</w:t>
+              <w:t>O inventário de ativos está atualizado (todos os sistemas estão identificados).</w:t>
             </w:r>
           </w:p>
         </w:tc>
@@ -10925,25 +10766,80 @@
                 <w:szCs w:val="20"/>
                 <w:lang w:val="pt-PT"/>
               </w:rPr>
-              <w:t xml:space="preserve">Foi realizado um scan de vulnerabilidades nos sistemas críticos no último </w:t>
-            </w:r>
-            <w:proofErr w:type="spellStart"/>
-            <w:r>
-              <w:rPr>
-                <w:sz w:val="20"/>
-                <w:szCs w:val="20"/>
-                <w:lang w:val="pt-PT"/>
-              </w:rPr>
-              <w:t>mes</w:t>
-            </w:r>
-            <w:proofErr w:type="spellEnd"/>
-            <w:r>
-              <w:rPr>
-                <w:sz w:val="20"/>
-                <w:szCs w:val="20"/>
-                <w:lang w:val="pt-PT"/>
-              </w:rPr>
-              <w:t>.</w:t>
+              <w:t>Foi feita a verificação mensal de vulnerabilidades aos sistemas críticos e aos ativos expostos à Internet, com o resultado registado.</w:t>
+            </w:r>
+          </w:p>
+        </w:tc>
+        <w:tc>
+          <w:tcPr>
+            <w:tcW w:w="800" w:type="dxa"/>
+            <w:tcBorders>
+              <w:top w:val="single" w:sz="6" w:space="0" w:color="AAAAAA"/>
+              <w:left w:val="single" w:sz="6" w:space="0" w:color="AAAAAA"/>
+              <w:bottom w:val="single" w:sz="6" w:space="0" w:color="AAAAAA"/>
+              <w:right w:val="single" w:sz="6" w:space="0" w:color="AAAAAA"/>
+            </w:tcBorders>
+            <w:shd w:val="clear" w:color="auto" w:fill="FFFFFF"/>
+            <w:tcMar>
+              <w:top w:w="80" w:type="dxa"/>
+              <w:left w:w="120" w:type="dxa"/>
+              <w:bottom w:w="80" w:type="dxa"/>
+              <w:right w:w="120" w:type="dxa"/>
+            </w:tcMar>
+            <w:vAlign w:val="center"/>
+          </w:tcPr>
+          <w:p>
+            <w:pPr>
+              <w:jc w:val="center"/>
+            </w:pPr>
+            <w:r>
+              <w:rPr>
+                <w:sz w:val="20"/>
+                <w:szCs w:val="20"/>
+              </w:rPr>
+              <w:t>[ ]</w:t>
+            </w:r>
+          </w:p>
+        </w:tc>
+      </w:tr>
+      <w:tr>
+        <w:tblPrEx>
+          <w:tblCellMar>
+            <w:top w:w="0" w:type="dxa"/>
+            <w:bottom w:w="0" w:type="dxa"/>
+          </w:tblCellMar>
+        </w:tblPrEx>
+        <w:tc>
+          <w:tcPr>
+            <w:tcW w:w="8226" w:type="dxa"/>
+            <w:tcBorders>
+              <w:top w:val="single" w:sz="6" w:space="0" w:color="AAAAAA"/>
+              <w:left w:val="single" w:sz="6" w:space="0" w:color="AAAAAA"/>
+              <w:bottom w:val="single" w:sz="6" w:space="0" w:color="AAAAAA"/>
+              <w:right w:val="single" w:sz="6" w:space="0" w:color="AAAAAA"/>
+            </w:tcBorders>
+            <w:shd w:val="clear" w:color="auto" w:fill="FFFFFF"/>
+            <w:tcMar>
+              <w:top w:w="80" w:type="dxa"/>
+              <w:left w:w="120" w:type="dxa"/>
+              <w:bottom w:w="80" w:type="dxa"/>
+              <w:right w:w="120" w:type="dxa"/>
+            </w:tcMar>
+            <w:vAlign w:val="center"/>
+          </w:tcPr>
+          <w:p>
+            <w:pPr>
+              <w:rPr>
+                <w:lang w:val="pt-PT"/>
+              </w:rPr>
+            </w:pPr>
+            <w:r>
+              <w:rPr>
+                <w:sz w:val="20"/>
+                <w:szCs w:val="20"/>
+                <w:lang w:val="pt-PT"/>
+              </w:rPr>
+              <w:t>Existe um contacto para receber avisos de vulnerabilidades; os avisos recebidos foram registados e tratados.</w:t>
             </w:r>
           </w:p>
         </w:tc>
@@ -11098,25 +10994,7 @@
                 <w:szCs w:val="20"/>
                 <w:lang w:val="pt-PT"/>
               </w:rPr>
-              <w:t xml:space="preserve">Todos os </w:t>
-            </w:r>
-            <w:proofErr w:type="spellStart"/>
-            <w:r>
-              <w:rPr>
-                <w:sz w:val="20"/>
-                <w:szCs w:val="20"/>
-                <w:lang w:val="pt-PT"/>
-              </w:rPr>
-              <w:t>patches</w:t>
-            </w:r>
-            <w:proofErr w:type="spellEnd"/>
-            <w:r>
-              <w:rPr>
-                <w:sz w:val="20"/>
-                <w:szCs w:val="20"/>
-                <w:lang w:val="pt-PT"/>
-              </w:rPr>
-              <w:t xml:space="preserve"> críticos identificados foram aplicados dentro do prazo de 48 horas.</w:t>
+              <w:t>Todas as vulnerabilidades críticas foram corrigidas em 48 horas e as exploradas ativamente em 24 horas.</w:t>
             </w:r>
           </w:p>
         </w:tc>
@@ -11189,25 +11067,7 @@
                 <w:szCs w:val="20"/>
                 <w:lang w:val="pt-PT"/>
               </w:rPr>
-              <w:t xml:space="preserve">Todos os </w:t>
-            </w:r>
-            <w:proofErr w:type="spellStart"/>
-            <w:r>
-              <w:rPr>
-                <w:sz w:val="20"/>
-                <w:szCs w:val="20"/>
-                <w:lang w:val="pt-PT"/>
-              </w:rPr>
-              <w:t>patches</w:t>
-            </w:r>
-            <w:proofErr w:type="spellEnd"/>
-            <w:r>
-              <w:rPr>
-                <w:sz w:val="20"/>
-                <w:szCs w:val="20"/>
-                <w:lang w:val="pt-PT"/>
-              </w:rPr>
-              <w:t xml:space="preserve"> de severidade Alta foram aplicados dentro do prazo de 7 dias.</w:t>
+              <w:t>Todas as vulnerabilidades de severidade Alta foram corrigidas em 7 dias.</w:t>
             </w:r>
           </w:p>
         </w:tc>
@@ -11289,7 +11149,7 @@
                 <w:szCs w:val="20"/>
                 <w:lang w:val="pt-PT"/>
               </w:rPr>
-              <w:t>estao</w:t>
+              <w:t>estão</w:t>
             </w:r>
             <w:proofErr w:type="spellEnd"/>
             <w:r>
@@ -11307,7 +11167,7 @@
                 <w:szCs w:val="20"/>
                 <w:lang w:val="pt-PT"/>
               </w:rPr>
-              <w:t>actualizados</w:t>
+              <w:t>atualizados</w:t>
             </w:r>
             <w:proofErr w:type="spellEnd"/>
             <w:r>
@@ -11334,7 +11194,7 @@
                 <w:szCs w:val="20"/>
                 <w:lang w:val="pt-PT"/>
               </w:rPr>
-              <w:t xml:space="preserve"> do último </w:t>
+              <w:t xml:space="preserve"> do último mês.</w:t>
             </w:r>
             <w:proofErr w:type="spellStart"/>
             <w:r>
@@ -11343,7 +11203,6 @@
                 <w:szCs w:val="20"/>
                 <w:lang w:val="pt-PT"/>
               </w:rPr>
-              <w:t>mes</w:t>
             </w:r>
             <w:proofErr w:type="spellEnd"/>
             <w:r>
@@ -11352,7 +11211,6 @@
                 <w:szCs w:val="20"/>
                 <w:lang w:val="pt-PT"/>
               </w:rPr>
-              <w:t>.</w:t>
             </w:r>
           </w:p>
         </w:tc>
@@ -11434,7 +11292,7 @@
                 <w:szCs w:val="20"/>
                 <w:lang w:val="pt-PT"/>
               </w:rPr>
-              <w:t>actualizados</w:t>
+              <w:t>atualizados</w:t>
             </w:r>
             <w:proofErr w:type="spellEnd"/>
             <w:r>
@@ -11525,7 +11383,7 @@
                 <w:szCs w:val="20"/>
                 <w:lang w:val="pt-PT"/>
               </w:rPr>
-              <w:t>actualizações</w:t>
+              <w:t>atualizações</w:t>
             </w:r>
             <w:proofErr w:type="spellEnd"/>
             <w:r>
@@ -11543,7 +11401,7 @@
                 <w:szCs w:val="20"/>
                 <w:lang w:val="pt-PT"/>
               </w:rPr>
-              <w:t>estao</w:t>
+              <w:t>estão</w:t>
             </w:r>
             <w:proofErr w:type="spellEnd"/>
             <w:r>
@@ -11561,7 +11419,7 @@
                 <w:szCs w:val="20"/>
                 <w:lang w:val="pt-PT"/>
               </w:rPr>
-              <w:t>activas</w:t>
+              <w:t>ativas</w:t>
             </w:r>
             <w:proofErr w:type="spellEnd"/>
             <w:r>
@@ -11570,7 +11428,80 @@
                 <w:szCs w:val="20"/>
                 <w:lang w:val="pt-PT"/>
               </w:rPr>
-              <w:t xml:space="preserve"> nos computadores dos colaboradores.</w:t>
+              <w:t xml:space="preserve"> nos computadores, portáteis e telemóveis da organização.</w:t>
+            </w:r>
+          </w:p>
+        </w:tc>
+        <w:tc>
+          <w:tcPr>
+            <w:tcW w:w="800" w:type="dxa"/>
+            <w:tcBorders>
+              <w:top w:val="single" w:sz="6" w:space="0" w:color="AAAAAA"/>
+              <w:left w:val="single" w:sz="6" w:space="0" w:color="AAAAAA"/>
+              <w:bottom w:val="single" w:sz="6" w:space="0" w:color="AAAAAA"/>
+              <w:right w:val="single" w:sz="6" w:space="0" w:color="AAAAAA"/>
+            </w:tcBorders>
+            <w:shd w:val="clear" w:color="auto" w:fill="FFFFFF"/>
+            <w:tcMar>
+              <w:top w:w="80" w:type="dxa"/>
+              <w:left w:w="120" w:type="dxa"/>
+              <w:bottom w:w="80" w:type="dxa"/>
+              <w:right w:w="120" w:type="dxa"/>
+            </w:tcMar>
+            <w:vAlign w:val="center"/>
+          </w:tcPr>
+          <w:p>
+            <w:pPr>
+              <w:jc w:val="center"/>
+            </w:pPr>
+            <w:r>
+              <w:rPr>
+                <w:sz w:val="20"/>
+                <w:szCs w:val="20"/>
+              </w:rPr>
+              <w:t>[ ]</w:t>
+            </w:r>
+          </w:p>
+        </w:tc>
+      </w:tr>
+      <w:tr>
+        <w:tblPrEx>
+          <w:tblCellMar>
+            <w:top w:w="0" w:type="dxa"/>
+            <w:bottom w:w="0" w:type="dxa"/>
+          </w:tblCellMar>
+        </w:tblPrEx>
+        <w:tc>
+          <w:tcPr>
+            <w:tcW w:w="8226" w:type="dxa"/>
+            <w:tcBorders>
+              <w:top w:val="single" w:sz="6" w:space="0" w:color="AAAAAA"/>
+              <w:left w:val="single" w:sz="6" w:space="0" w:color="AAAAAA"/>
+              <w:bottom w:val="single" w:sz="6" w:space="0" w:color="AAAAAA"/>
+              <w:right w:val="single" w:sz="6" w:space="0" w:color="AAAAAA"/>
+            </w:tcBorders>
+            <w:shd w:val="clear" w:color="auto" w:fill="FFFFFF"/>
+            <w:tcMar>
+              <w:top w:w="80" w:type="dxa"/>
+              <w:left w:w="120" w:type="dxa"/>
+              <w:bottom w:w="80" w:type="dxa"/>
+              <w:right w:w="120" w:type="dxa"/>
+            </w:tcMar>
+            <w:vAlign w:val="center"/>
+          </w:tcPr>
+          <w:p>
+            <w:pPr>
+              <w:rPr>
+                <w:lang w:val="pt-PT"/>
+              </w:rPr>
+            </w:pPr>
+            <w:r>
+              <w:rPr>
+                <w:sz w:val="20"/>
+                <w:szCs w:val="20"/>
+                <w:lang w:val="pt-PT"/>
+              </w:rPr>
+              <w:t>As vulnerabilidades médias foram corrigidas em 30 dias e as baixas em 90 dias.</w:t>
             </w:r>
           </w:p>
         </w:tc>
@@ -11694,7 +11625,7 @@
                 <w:sz w:val="20"/>
                 <w:szCs w:val="20"/>
               </w:rPr>
-              <w:t>Excepções</w:t>
+              <w:t>Exceções</w:t>
             </w:r>
             <w:proofErr w:type="spellEnd"/>
           </w:p>
@@ -11737,7 +11668,7 @@
                 <w:szCs w:val="20"/>
                 <w:lang w:val="pt-PT"/>
               </w:rPr>
-              <w:t xml:space="preserve">O Registo de Vulnerabilidades esta </w:t>
+              <w:t xml:space="preserve">O Registo de Vulnerabilidades está </w:t>
             </w:r>
             <w:proofErr w:type="spellStart"/>
             <w:r>
@@ -11746,7 +11677,7 @@
                 <w:szCs w:val="20"/>
                 <w:lang w:val="pt-PT"/>
               </w:rPr>
-              <w:t>actualizado</w:t>
+              <w:t>atualizado</w:t>
             </w:r>
             <w:proofErr w:type="spellEnd"/>
             <w:r>
@@ -11910,7 +11841,7 @@
                 <w:szCs w:val="20"/>
                 <w:lang w:val="pt-PT"/>
               </w:rPr>
-              <w:t>excepções</w:t>
+              <w:t>exceções</w:t>
             </w:r>
             <w:proofErr w:type="spellEnd"/>
             <w:r>
@@ -11928,7 +11859,7 @@
                 <w:szCs w:val="20"/>
                 <w:lang w:val="pt-PT"/>
               </w:rPr>
-              <w:t>activas</w:t>
+              <w:t>ativas</w:t>
             </w:r>
             <w:proofErr w:type="spellEnd"/>
             <w:r>
@@ -12028,7 +11959,7 @@
                 <w:szCs w:val="20"/>
                 <w:lang w:val="pt-PT"/>
               </w:rPr>
-              <w:t xml:space="preserve"> (EOL) identificados tem um plano de substituição documentado.</w:t>
+              <w:t xml:space="preserve"> (EOL) identificados têm um plano de substituição documentado.</w:t>
             </w:r>
           </w:p>
         </w:tc>
@@ -12135,14 +12066,14 @@
         <w:rPr>
           <w:lang w:val="pt-PT"/>
         </w:rPr>
-        <w:t xml:space="preserve"> significativos e a responsabilidade legal nos termos do DL 125/2025. Casos de incumprimento devem ser reportados a administração, que tomara as medidas </w:t>
+        <w:t xml:space="preserve"> significativos e a responsabilidade legal nos termos do RJC. Os casos de incumprimento são reportados ao Responsável de Cibersegurança e ao órgão de gestão, que tomam as medidas </w:t>
       </w:r>
       <w:proofErr w:type="spellStart"/>
       <w:r>
         <w:rPr>
           <w:lang w:val="pt-PT"/>
         </w:rPr>
-        <w:t>correctivas</w:t>
+        <w:t>corretivas</w:t>
       </w:r>
       <w:proofErr w:type="spellEnd"/>
       <w:r>
@@ -12177,21 +12108,7 @@
         <w:rPr>
           <w:lang w:val="pt-PT"/>
         </w:rPr>
-        <w:t xml:space="preserve">Esta política deve ser revista, pelo menos, anualmente ou sempre que ocorra uma alteração significativa nos sistemas, na organização ou no enquadramento legal </w:t>
-      </w:r>
-      <w:proofErr w:type="spellStart"/>
-      <w:r>
-        <w:rPr>
-          <w:lang w:val="pt-PT"/>
-        </w:rPr>
-        <w:t>aplicavel</w:t>
-      </w:r>
-      <w:proofErr w:type="spellEnd"/>
-      <w:r>
-        <w:rPr>
-          <w:lang w:val="pt-PT"/>
-        </w:rPr>
-        <w:t>.</w:t>
+        <w:t>Esta política é revista, pelo menos, anualmente ou sempre que ocorra uma alteração significativa nos sistemas, na organização ou no enquadramento legal aplicável, e aprovada pelo órgão de gestão. A revisão pode ser agendada como tarefa recorrente na plataforma NIS2PME.</w:t>
       </w:r>
     </w:p>
     <w:p>
@@ -12218,13 +12135,572 @@
         <w:pStyle w:val="Heading1"/>
       </w:pPr>
       <w:r>
-        <w:t xml:space="preserve">13. </w:t>
-      </w:r>
-      <w:proofErr w:type="spellStart"/>
-      <w:r>
-        <w:t>Aprovação</w:t>
-      </w:r>
-      <w:proofErr w:type="spellEnd"/>
+        <w:t>13. Controlos do QNRCS Abrangidos</w:t>
+      </w:r>
+    </w:p>
+    <w:p>
+      <w:pPr>
+        <w:spacing w:before="80" w:after="120"/>
+        <w:rPr>
+          <w:lang w:val="pt-PT"/>
+        </w:rPr>
+      </w:pPr>
+      <w:r>
+        <w:rPr>
+          <w:lang w:val="pt-PT"/>
+        </w:rPr>
+        <w:t>Controlos do QNRCS (Regulamento n.º 756/2026, Anexo III) a que esta política dá evidência. O nível indicado é o que o documento cumpre tal como está; o que acresce nos níveis superiores está assinalado nas próprias regras.</w:t>
+      </w:r>
+    </w:p>
+    <w:tbl>
+      <w:tblPr>
+        <w:tblW w:w="9026" w:type="dxa"/>
+        <w:tblBorders>
+          <w:top w:val="single" w:sz="4" w:space="0" w:color="auto"/>
+          <w:left w:val="single" w:sz="4" w:space="0" w:color="auto"/>
+          <w:bottom w:val="single" w:sz="4" w:space="0" w:color="auto"/>
+          <w:right w:val="single" w:sz="4" w:space="0" w:color="auto"/>
+          <w:insideH w:val="single" w:sz="4" w:space="0" w:color="auto"/>
+          <w:insideV w:val="single" w:sz="4" w:space="0" w:color="auto"/>
+        </w:tblBorders>
+        <w:tblCellMar>
+          <w:left w:w="10" w:type="dxa"/>
+          <w:right w:w="10" w:type="dxa"/>
+        </w:tblCellMar>
+        <w:tblLook w:val="0000" w:firstRow="0" w:lastRow="0" w:firstColumn="0" w:lastColumn="0" w:noHBand="0" w:noVBand="0"/>
+      </w:tblPr>
+      <w:tblGrid>
+        <w:gridCol w:w="2600"/>
+        <w:gridCol w:w="3000"/>
+        <w:gridCol w:w="3426"/>
+      </w:tblGrid>
+      <w:tr>
+        <w:tblPrEx>
+          <w:tblCellMar>
+            <w:top w:w="0" w:type="dxa"/>
+            <w:bottom w:w="0" w:type="dxa"/>
+          </w:tblCellMar>
+        </w:tblPrEx>
+        <w:tc>
+          <w:tcPr>
+            <w:tcW w:w="2600" w:type="dxa"/>
+            <w:tcBorders>
+              <w:top w:val="single" w:sz="6" w:space="0" w:color="2E75B6"/>
+              <w:left w:val="single" w:sz="6" w:space="0" w:color="2E75B6"/>
+              <w:bottom w:val="single" w:sz="6" w:space="0" w:color="2E75B6"/>
+              <w:right w:val="single" w:sz="6" w:space="0" w:color="2E75B6"/>
+            </w:tcBorders>
+            <w:shd w:val="clear" w:color="auto" w:fill="1F4E79"/>
+            <w:tcMar>
+              <w:top w:w="80" w:type="dxa"/>
+              <w:left w:w="120" w:type="dxa"/>
+              <w:bottom w:w="80" w:type="dxa"/>
+              <w:right w:w="120" w:type="dxa"/>
+            </w:tcMar>
+            <w:vAlign w:val="center"/>
+          </w:tcPr>
+          <w:p>
+            <w:pPr>
+              <w:jc w:val="center"/>
+            </w:pPr>
+            <w:r>
+              <w:rPr>
+                <w:b/>
+                <w:bCs/>
+                <w:color w:val="FFFFFF"/>
+                <w:sz w:val="20"/>
+                <w:szCs w:val="20"/>
+              </w:rPr>
+              <w:t>Código</w:t>
+            </w:r>
+          </w:p>
+        </w:tc>
+        <w:tc>
+          <w:tcPr>
+            <w:tcW w:w="3000" w:type="dxa"/>
+            <w:tcBorders>
+              <w:top w:val="single" w:sz="6" w:space="0" w:color="2E75B6"/>
+              <w:left w:val="single" w:sz="6" w:space="0" w:color="2E75B6"/>
+              <w:bottom w:val="single" w:sz="6" w:space="0" w:color="2E75B6"/>
+              <w:right w:val="single" w:sz="6" w:space="0" w:color="2E75B6"/>
+            </w:tcBorders>
+            <w:shd w:val="clear" w:color="auto" w:fill="1F4E79"/>
+            <w:tcMar>
+              <w:top w:w="80" w:type="dxa"/>
+              <w:left w:w="120" w:type="dxa"/>
+              <w:bottom w:w="80" w:type="dxa"/>
+              <w:right w:w="120" w:type="dxa"/>
+            </w:tcMar>
+            <w:vAlign w:val="center"/>
+          </w:tcPr>
+          <w:p>
+            <w:pPr>
+              <w:jc w:val="center"/>
+            </w:pPr>
+            <w:r>
+              <w:rPr>
+                <w:b/>
+                <w:bCs/>
+                <w:color w:val="FFFFFF"/>
+                <w:sz w:val="20"/>
+                <w:szCs w:val="20"/>
+              </w:rPr>
+              <w:t>Nível</w:t>
+            </w:r>
+          </w:p>
+        </w:tc>
+        <w:tc>
+          <w:tcPr>
+            <w:tcW w:w="3426" w:type="dxa"/>
+            <w:tcBorders>
+              <w:top w:val="single" w:sz="6" w:space="0" w:color="2E75B6"/>
+              <w:left w:val="single" w:sz="6" w:space="0" w:color="2E75B6"/>
+              <w:bottom w:val="single" w:sz="6" w:space="0" w:color="2E75B6"/>
+              <w:right w:val="single" w:sz="6" w:space="0" w:color="2E75B6"/>
+            </w:tcBorders>
+            <w:shd w:val="clear" w:color="auto" w:fill="1F4E79"/>
+            <w:tcMar>
+              <w:top w:w="80" w:type="dxa"/>
+              <w:left w:w="120" w:type="dxa"/>
+              <w:bottom w:w="80" w:type="dxa"/>
+              <w:right w:w="120" w:type="dxa"/>
+            </w:tcMar>
+            <w:vAlign w:val="center"/>
+          </w:tcPr>
+          <w:p>
+            <w:pPr>
+              <w:jc w:val="center"/>
+            </w:pPr>
+            <w:r>
+              <w:rPr>
+                <w:b/>
+                <w:bCs/>
+                <w:color w:val="FFFFFF"/>
+                <w:sz w:val="20"/>
+                <w:szCs w:val="20"/>
+              </w:rPr>
+              <w:t>Onde neste documento</w:t>
+            </w:r>
+          </w:p>
+        </w:tc>
+      </w:tr>
+      <w:tr>
+        <w:tblPrEx>
+          <w:tblCellMar>
+            <w:top w:w="0" w:type="dxa"/>
+            <w:bottom w:w="0" w:type="dxa"/>
+          </w:tblCellMar>
+        </w:tblPrEx>
+        <w:tc>
+          <w:tcPr>
+            <w:tcW w:w="2600" w:type="dxa"/>
+            <w:tcBorders>
+              <w:top w:val="single" w:sz="6" w:space="0" w:color="AAAAAA"/>
+              <w:left w:val="single" w:sz="6" w:space="0" w:color="AAAAAA"/>
+              <w:bottom w:val="single" w:sz="6" w:space="0" w:color="AAAAAA"/>
+              <w:right w:val="single" w:sz="6" w:space="0" w:color="AAAAAA"/>
+            </w:tcBorders>
+            <w:shd w:val="clear" w:color="auto" w:fill="FFFFFF"/>
+            <w:tcMar>
+              <w:top w:w="80" w:type="dxa"/>
+              <w:left w:w="120" w:type="dxa"/>
+              <w:bottom w:w="80" w:type="dxa"/>
+              <w:right w:w="120" w:type="dxa"/>
+            </w:tcMar>
+            <w:vAlign w:val="center"/>
+          </w:tcPr>
+          <w:p>
+            <w:r>
+              <w:rPr>
+                <w:b/>
+                <w:bCs/>
+                <w:sz w:val="20"/>
+                <w:szCs w:val="20"/>
+              </w:rPr>
+              <w:t>ID.AR-1</w:t>
+            </w:r>
+          </w:p>
+        </w:tc>
+        <w:tc>
+          <w:tcPr>
+            <w:tcW w:w="3000" w:type="dxa"/>
+            <w:tcBorders>
+              <w:top w:val="single" w:sz="6" w:space="0" w:color="AAAAAA"/>
+              <w:left w:val="single" w:sz="6" w:space="0" w:color="AAAAAA"/>
+              <w:bottom w:val="single" w:sz="6" w:space="0" w:color="AAAAAA"/>
+              <w:right w:val="single" w:sz="6" w:space="0" w:color="AAAAAA"/>
+            </w:tcBorders>
+            <w:shd w:val="clear" w:color="auto" w:fill="FFFFFF"/>
+            <w:tcMar>
+              <w:top w:w="80" w:type="dxa"/>
+              <w:left w:w="120" w:type="dxa"/>
+              <w:bottom w:w="80" w:type="dxa"/>
+              <w:right w:w="120" w:type="dxa"/>
+            </w:tcMar>
+            <w:vAlign w:val="center"/>
+          </w:tcPr>
+          <w:p>
+            <w:r>
+              <w:rPr>
+                <w:sz w:val="20"/>
+                <w:szCs w:val="20"/>
+              </w:rPr>
+              <w:t>Básico; Substancial (esta política, aprovada, é a Política de Monitorização, Identificação e Documentação das Vulnerabilidades); Elevado: ver secção 5</w:t>
+            </w:r>
+          </w:p>
+        </w:tc>
+        <w:tc>
+          <w:tcPr>
+            <w:tcW w:w="3426" w:type="dxa"/>
+            <w:tcBorders>
+              <w:top w:val="single" w:sz="6" w:space="0" w:color="AAAAAA"/>
+              <w:left w:val="single" w:sz="6" w:space="0" w:color="AAAAAA"/>
+              <w:bottom w:val="single" w:sz="6" w:space="0" w:color="AAAAAA"/>
+              <w:right w:val="single" w:sz="6" w:space="0" w:color="AAAAAA"/>
+            </w:tcBorders>
+            <w:shd w:val="clear" w:color="auto" w:fill="FFFFFF"/>
+            <w:tcMar>
+              <w:top w:w="80" w:type="dxa"/>
+              <w:left w:w="120" w:type="dxa"/>
+              <w:bottom w:w="80" w:type="dxa"/>
+              <w:right w:w="120" w:type="dxa"/>
+            </w:tcMar>
+            <w:vAlign w:val="center"/>
+          </w:tcPr>
+          <w:p>
+            <w:pPr>
+              <w:rPr>
+                <w:lang w:val="pt-PT"/>
+              </w:rPr>
+            </w:pPr>
+            <w:r>
+              <w:rPr>
+                <w:sz w:val="20"/>
+                <w:szCs w:val="20"/>
+                <w:lang w:val="pt-PT"/>
+              </w:rPr>
+              <w:t>2, 4, 5 e 7</w:t>
+            </w:r>
+          </w:p>
+        </w:tc>
+      </w:tr>
+      <w:tr>
+        <w:tblPrEx>
+          <w:tblCellMar>
+            <w:top w:w="0" w:type="dxa"/>
+            <w:bottom w:w="0" w:type="dxa"/>
+          </w:tblCellMar>
+        </w:tblPrEx>
+        <w:tc>
+          <w:tcPr>
+            <w:tcW w:w="2600" w:type="dxa"/>
+            <w:tcBorders>
+              <w:top w:val="single" w:sz="6" w:space="0" w:color="AAAAAA"/>
+              <w:left w:val="single" w:sz="6" w:space="0" w:color="AAAAAA"/>
+              <w:bottom w:val="single" w:sz="6" w:space="0" w:color="AAAAAA"/>
+              <w:right w:val="single" w:sz="6" w:space="0" w:color="AAAAAA"/>
+            </w:tcBorders>
+            <w:shd w:val="clear" w:color="auto" w:fill="FFFFFF"/>
+            <w:tcMar>
+              <w:top w:w="80" w:type="dxa"/>
+              <w:left w:w="120" w:type="dxa"/>
+              <w:bottom w:w="80" w:type="dxa"/>
+              <w:right w:w="120" w:type="dxa"/>
+            </w:tcMar>
+            <w:vAlign w:val="center"/>
+          </w:tcPr>
+          <w:p>
+            <w:r>
+              <w:rPr>
+                <w:b/>
+                <w:bCs/>
+                <w:sz w:val="20"/>
+                <w:szCs w:val="20"/>
+              </w:rPr>
+              <w:t>ID.AR-7</w:t>
+            </w:r>
+          </w:p>
+        </w:tc>
+        <w:tc>
+          <w:tcPr>
+            <w:tcW w:w="3000" w:type="dxa"/>
+            <w:tcBorders>
+              <w:top w:val="single" w:sz="6" w:space="0" w:color="AAAAAA"/>
+              <w:left w:val="single" w:sz="6" w:space="0" w:color="AAAAAA"/>
+              <w:bottom w:val="single" w:sz="6" w:space="0" w:color="AAAAAA"/>
+              <w:right w:val="single" w:sz="6" w:space="0" w:color="AAAAAA"/>
+            </w:tcBorders>
+            <w:shd w:val="clear" w:color="auto" w:fill="FFFFFF"/>
+            <w:tcMar>
+              <w:top w:w="80" w:type="dxa"/>
+              <w:left w:w="120" w:type="dxa"/>
+              <w:bottom w:w="80" w:type="dxa"/>
+              <w:right w:w="120" w:type="dxa"/>
+            </w:tcMar>
+            <w:vAlign w:val="center"/>
+          </w:tcPr>
+          <w:p>
+            <w:r>
+              <w:rPr>
+                <w:sz w:val="20"/>
+                <w:szCs w:val="20"/>
+              </w:rPr>
+              <w:t>Básico; Substancial se o processo seguir a instrução técnica do CNCS (8.2)</w:t>
+            </w:r>
+          </w:p>
+        </w:tc>
+        <w:tc>
+          <w:tcPr>
+            <w:tcW w:w="3426" w:type="dxa"/>
+            <w:tcBorders>
+              <w:top w:val="single" w:sz="6" w:space="0" w:color="AAAAAA"/>
+              <w:left w:val="single" w:sz="6" w:space="0" w:color="AAAAAA"/>
+              <w:bottom w:val="single" w:sz="6" w:space="0" w:color="AAAAAA"/>
+              <w:right w:val="single" w:sz="6" w:space="0" w:color="AAAAAA"/>
+            </w:tcBorders>
+            <w:shd w:val="clear" w:color="auto" w:fill="FFFFFF"/>
+            <w:tcMar>
+              <w:top w:w="80" w:type="dxa"/>
+              <w:left w:w="120" w:type="dxa"/>
+              <w:bottom w:w="80" w:type="dxa"/>
+              <w:right w:w="120" w:type="dxa"/>
+            </w:tcMar>
+            <w:vAlign w:val="center"/>
+          </w:tcPr>
+          <w:p>
+            <w:pPr>
+              <w:rPr>
+                <w:lang w:val="pt-PT"/>
+              </w:rPr>
+            </w:pPr>
+            <w:r>
+              <w:rPr>
+                <w:sz w:val="20"/>
+                <w:szCs w:val="20"/>
+                <w:lang w:val="pt-PT"/>
+              </w:rPr>
+              <w:t>5, 7, 8.2 e 8.3</w:t>
+            </w:r>
+          </w:p>
+        </w:tc>
+      </w:tr>
+      <w:tr>
+        <w:tblPrEx>
+          <w:tblCellMar>
+            <w:top w:w="0" w:type="dxa"/>
+            <w:bottom w:w="0" w:type="dxa"/>
+          </w:tblCellMar>
+        </w:tblPrEx>
+        <w:tc>
+          <w:tcPr>
+            <w:tcW w:w="2600" w:type="dxa"/>
+            <w:tcBorders>
+              <w:top w:val="single" w:sz="6" w:space="0" w:color="AAAAAA"/>
+              <w:left w:val="single" w:sz="6" w:space="0" w:color="AAAAAA"/>
+              <w:bottom w:val="single" w:sz="6" w:space="0" w:color="AAAAAA"/>
+              <w:right w:val="single" w:sz="6" w:space="0" w:color="AAAAAA"/>
+            </w:tcBorders>
+            <w:shd w:val="clear" w:color="auto" w:fill="FFFFFF"/>
+            <w:tcMar>
+              <w:top w:w="80" w:type="dxa"/>
+              <w:left w:w="120" w:type="dxa"/>
+              <w:bottom w:w="80" w:type="dxa"/>
+              <w:right w:w="120" w:type="dxa"/>
+            </w:tcMar>
+            <w:vAlign w:val="center"/>
+          </w:tcPr>
+          <w:p>
+            <w:r>
+              <w:rPr>
+                <w:b/>
+                <w:bCs/>
+                <w:sz w:val="20"/>
+                <w:szCs w:val="20"/>
+              </w:rPr>
+              <w:t>ID.GA-7</w:t>
+            </w:r>
+          </w:p>
+        </w:tc>
+        <w:tc>
+          <w:tcPr>
+            <w:tcW w:w="3000" w:type="dxa"/>
+            <w:tcBorders>
+              <w:top w:val="single" w:sz="6" w:space="0" w:color="AAAAAA"/>
+              <w:left w:val="single" w:sz="6" w:space="0" w:color="AAAAAA"/>
+              <w:bottom w:val="single" w:sz="6" w:space="0" w:color="AAAAAA"/>
+              <w:right w:val="single" w:sz="6" w:space="0" w:color="AAAAAA"/>
+            </w:tcBorders>
+            <w:shd w:val="clear" w:color="auto" w:fill="FFFFFF"/>
+            <w:tcMar>
+              <w:top w:w="80" w:type="dxa"/>
+              <w:left w:w="120" w:type="dxa"/>
+              <w:bottom w:w="80" w:type="dxa"/>
+              <w:right w:w="120" w:type="dxa"/>
+            </w:tcMar>
+            <w:vAlign w:val="center"/>
+          </w:tcPr>
+          <w:p>
+            <w:r>
+              <w:rPr>
+                <w:sz w:val="20"/>
+                <w:szCs w:val="20"/>
+              </w:rPr>
+              <w:t>Básico, em parte: atualizações, patches, controlos compensatórios e aprovação das manutenções de software (a manutenção dos equipamentos físicos está na Política de Gestão de Ativos)</w:t>
+            </w:r>
+          </w:p>
+        </w:tc>
+        <w:tc>
+          <w:tcPr>
+            <w:tcW w:w="3426" w:type="dxa"/>
+            <w:tcBorders>
+              <w:top w:val="single" w:sz="6" w:space="0" w:color="AAAAAA"/>
+              <w:left w:val="single" w:sz="6" w:space="0" w:color="AAAAAA"/>
+              <w:bottom w:val="single" w:sz="6" w:space="0" w:color="AAAAAA"/>
+              <w:right w:val="single" w:sz="6" w:space="0" w:color="AAAAAA"/>
+            </w:tcBorders>
+            <w:shd w:val="clear" w:color="auto" w:fill="FFFFFF"/>
+            <w:tcMar>
+              <w:top w:w="80" w:type="dxa"/>
+              <w:left w:w="120" w:type="dxa"/>
+              <w:bottom w:w="80" w:type="dxa"/>
+              <w:right w:w="120" w:type="dxa"/>
+            </w:tcMar>
+            <w:vAlign w:val="center"/>
+          </w:tcPr>
+          <w:p>
+            <w:r>
+              <w:rPr>
+                <w:sz w:val="20"/>
+                <w:szCs w:val="20"/>
+                <w:lang w:val="pt-PT"/>
+              </w:rPr>
+              <w:t>4, 6, 6.1 (registo de manutenções) e 9</w:t>
+            </w:r>
+          </w:p>
+        </w:tc>
+      </w:tr>
+      <w:tr>
+        <w:tblPrEx>
+          <w:tblCellMar>
+            <w:top w:w="0" w:type="dxa"/>
+            <w:bottom w:w="0" w:type="dxa"/>
+          </w:tblCellMar>
+        </w:tblPrEx>
+        <w:tc>
+          <w:tcPr>
+            <w:tcW w:w="2600" w:type="dxa"/>
+            <w:tcBorders>
+              <w:top w:val="single" w:sz="6" w:space="0" w:color="AAAAAA"/>
+              <w:left w:val="single" w:sz="6" w:space="0" w:color="AAAAAA"/>
+              <w:bottom w:val="single" w:sz="6" w:space="0" w:color="AAAAAA"/>
+              <w:right w:val="single" w:sz="6" w:space="0" w:color="AAAAAA"/>
+            </w:tcBorders>
+            <w:shd w:val="clear" w:color="auto" w:fill="FFFFFF"/>
+            <w:tcMar>
+              <w:top w:w="80" w:type="dxa"/>
+              <w:left w:w="120" w:type="dxa"/>
+              <w:bottom w:w="80" w:type="dxa"/>
+              <w:right w:w="120" w:type="dxa"/>
+            </w:tcMar>
+            <w:vAlign w:val="center"/>
+          </w:tcPr>
+          <w:p>
+            <w:r>
+              <w:rPr>
+                <w:b/>
+                <w:bCs/>
+                <w:sz w:val="20"/>
+                <w:szCs w:val="20"/>
+              </w:rPr>
+              <w:t>ID.GA-9</w:t>
+            </w:r>
+          </w:p>
+        </w:tc>
+        <w:tc>
+          <w:tcPr>
+            <w:tcW w:w="3000" w:type="dxa"/>
+            <w:tcBorders>
+              <w:top w:val="single" w:sz="6" w:space="0" w:color="AAAAAA"/>
+              <w:left w:val="single" w:sz="6" w:space="0" w:color="AAAAAA"/>
+              <w:bottom w:val="single" w:sz="6" w:space="0" w:color="AAAAAA"/>
+              <w:right w:val="single" w:sz="6" w:space="0" w:color="AAAAAA"/>
+            </w:tcBorders>
+            <w:shd w:val="clear" w:color="auto" w:fill="FFFFFF"/>
+            <w:tcMar>
+              <w:top w:w="80" w:type="dxa"/>
+              <w:left w:w="120" w:type="dxa"/>
+              <w:bottom w:w="80" w:type="dxa"/>
+              <w:right w:w="120" w:type="dxa"/>
+            </w:tcMar>
+            <w:vAlign w:val="center"/>
+          </w:tcPr>
+          <w:p>
+            <w:r>
+              <w:rPr>
+                <w:sz w:val="20"/>
+                <w:szCs w:val="20"/>
+              </w:rPr>
+              <w:t>Elevado, em parte: só as atualizações</w:t>
+            </w:r>
+          </w:p>
+        </w:tc>
+        <w:tc>
+          <w:tcPr>
+            <w:tcW w:w="3426" w:type="dxa"/>
+            <w:tcBorders>
+              <w:top w:val="single" w:sz="6" w:space="0" w:color="AAAAAA"/>
+              <w:left w:val="single" w:sz="6" w:space="0" w:color="AAAAAA"/>
+              <w:bottom w:val="single" w:sz="6" w:space="0" w:color="AAAAAA"/>
+              <w:right w:val="single" w:sz="6" w:space="0" w:color="AAAAAA"/>
+            </w:tcBorders>
+            <w:shd w:val="clear" w:color="auto" w:fill="FFFFFF"/>
+            <w:tcMar>
+              <w:top w:w="80" w:type="dxa"/>
+              <w:left w:w="120" w:type="dxa"/>
+              <w:bottom w:w="80" w:type="dxa"/>
+              <w:right w:w="120" w:type="dxa"/>
+            </w:tcMar>
+            <w:vAlign w:val="center"/>
+          </w:tcPr>
+          <w:p>
+            <w:pPr>
+              <w:rPr>
+                <w:lang w:val="pt-PT"/>
+              </w:rPr>
+            </w:pPr>
+            <w:r>
+              <w:rPr>
+                <w:sz w:val="20"/>
+                <w:szCs w:val="20"/>
+                <w:lang w:val="pt-PT"/>
+              </w:rPr>
+              <w:t>6.1</w:t>
+            </w:r>
+          </w:p>
+        </w:tc>
+      </w:tr>
+    </w:tbl>
+    <w:p>
+      <w:pPr>
+        <w:spacing w:before="80" w:after="120"/>
+        <w:rPr>
+          <w:lang w:val="pt-PT"/>
+        </w:rPr>
+      </w:pPr>
+      <w:r>
+        <w:rPr>
+          <w:lang w:val="pt-PT"/>
+        </w:rPr>
+        <w:t>A evidência técnica pedida pelo QNRCS (estado das atualizações nos sistemas, relatórios das verificações) está nas ferramentas usadas; esta política define as regras e os registos a manter.</w:t>
+      </w:r>
+    </w:p>
+    <w:p>
+      <w:pPr>
+        <w:pStyle w:val="Heading1"/>
+      </w:pPr>
+      <w:r>
+        <w:t>14. Aprovação</w:t>
+      </w:r>
     </w:p>
     <w:tbl>
       <w:tblPr>
@@ -12393,7 +12869,6 @@
             <w:pPr>
               <w:jc w:val="center"/>
             </w:pPr>
-            <w:proofErr w:type="spellStart"/>
             <w:r>
               <w:rPr>
                 <w:b/>
@@ -12402,31 +12877,8 @@
                 <w:sz w:val="20"/>
                 <w:szCs w:val="20"/>
               </w:rPr>
-              <w:t>Aprovado</w:t>
-            </w:r>
-            <w:proofErr w:type="spellEnd"/>
-            <w:r>
-              <w:rPr>
-                <w:b/>
-                <w:bCs/>
-                <w:color w:val="FFFFFF"/>
-                <w:sz w:val="20"/>
-                <w:szCs w:val="20"/>
-              </w:rPr>
-              <w:t xml:space="preserve"> pela </w:t>
-            </w:r>
-            <w:proofErr w:type="spellStart"/>
-            <w:r>
-              <w:rPr>
-                <w:b/>
-                <w:bCs/>
-                <w:color w:val="FFFFFF"/>
-                <w:sz w:val="20"/>
-                <w:szCs w:val="20"/>
-              </w:rPr>
-              <w:t>Administração</w:t>
-            </w:r>
-            <w:proofErr w:type="spellEnd"/>
+              <w:t>Aprovado pelo órgão de gestão</w:t>
+            </w:r>
           </w:p>
         </w:tc>
       </w:tr>
@@ -12549,12 +13001,26 @@
                 <w:sz w:val="20"/>
                 <w:szCs w:val="20"/>
               </w:rPr>
-              <w:t>[Nome] [Cargo] [Data]</w:t>
+              <w:t>[Nome] [Cargo] [Data] [Assinatura]</w:t>
             </w:r>
           </w:p>
         </w:tc>
       </w:tr>
     </w:tbl>
+    <w:p>
+      <w:pPr>
+        <w:spacing w:before="80" w:after="120"/>
+        <w:rPr>
+          <w:lang w:val="pt-PT"/>
+        </w:rPr>
+      </w:pPr>
+      <w:r>
+        <w:rPr>
+          <w:lang w:val="pt-PT"/>
+        </w:rPr>
+        <w:t>Próxima revisão: [dd/mm/aaaa]. Aprovação nos termos do RJC, art. 25.º, n.º 1, al. a).</w:t>
+      </w:r>
+    </w:p>
     <w:p>
       <w:pPr>
         <w:spacing w:before="200" w:after="80"/>
@@ -12685,20 +13151,70 @@
       <w:fldChar w:fldCharType="end"/>
     </w:r>
     <w:r>
+      <w:rPr>
+        <w:color w:val="888888"/>
+        <w:sz w:val="16"/>
+        <w:szCs w:val="16"/>
+        <w:lang w:val="pt-PT"/>
+      </w:rPr>
+      <w:t xml:space="preserve"> de </w:t>
+    </w:r>
+    <w:r>
+      <w:rPr>
+        <w:color w:val="888888"/>
+        <w:sz w:val="16"/>
+        <w:szCs w:val="16"/>
+        <w:lang w:val="pt-PT"/>
+      </w:rPr>
       <w:fldChar w:fldCharType="begin"/>
     </w:r>
     <w:r>
       <w:rPr>
+        <w:color w:val="888888"/>
+        <w:sz w:val="16"/>
+        <w:szCs w:val="16"/>
         <w:lang w:val="pt-PT"/>
       </w:rPr>
-      <w:instrText>[object Object]</w:instrText>
+      <w:instrText xml:space="preserve"> NUMPAGES   \* MERGEFORMAT </w:instrText>
     </w:r>
     <w:r>
+      <w:rPr>
+        <w:color w:val="888888"/>
+        <w:sz w:val="16"/>
+        <w:szCs w:val="16"/>
+        <w:lang w:val="pt-PT"/>
+      </w:rPr>
       <w:fldChar w:fldCharType="separate"/>
     </w:r>
     <w:r>
+      <w:rPr>
+        <w:noProof/>
+        <w:color w:val="888888"/>
+        <w:sz w:val="16"/>
+        <w:szCs w:val="16"/>
+        <w:lang w:val="pt-PT"/>
+      </w:rPr>
+      <w:t>1</w:t>
+    </w:r>
+    <w:r>
+      <w:rPr>
+        <w:color w:val="888888"/>
+        <w:sz w:val="16"/>
+        <w:szCs w:val="16"/>
+        <w:lang w:val="pt-PT"/>
+      </w:rPr>
       <w:fldChar w:fldCharType="end"/>
     </w:r>
+  </w:p>
+</w:ftr>
+</file>
+
+<file path=word/footer2.xml><?xml version="1.0" encoding="utf-8"?>
+<w:ftr xmlns:m="http://schemas.openxmlformats.org/officeDocument/2006/math" xmlns:mc="http://schemas.openxmlformats.org/markup-compatibility/2006" xmlns:mo="http://schemas.microsoft.com/office/mac/office/2008/main" xmlns:mv="urn:schemas-microsoft-com:mac:vml" xmlns:o="urn:schemas-microsoft-com:office:office" xmlns:r="http://schemas.openxmlformats.org/officeDocument/2006/relationships" xmlns:v="urn:schemas-microsoft-com:vml" xmlns:w10="urn:schemas-microsoft-com:office:word" xmlns:w14="http://schemas.microsoft.com/office/word/2010/wordml" xmlns:w="http://schemas.openxmlformats.org/wordprocessingml/2006/main" xmlns:wne="http://schemas.microsoft.com/office/word/2006/wordml" xmlns:wp14="http://schemas.microsoft.com/office/word/2010/wordprocessingDrawing" xmlns:wp="http://schemas.openxmlformats.org/drawingml/2006/wordprocessingDrawing" xmlns:wpc="http://schemas.microsoft.com/office/word/2010/wordprocessingCanvas" xmlns:wpg="http://schemas.microsoft.com/office/word/2010/wordprocessingGroup" xmlns:wpi="http://schemas.microsoft.com/office/word/2010/wordprocessingInk" xmlns:wps="http://schemas.microsoft.com/office/word/2010/wordprocessingShape" mc:Ignorable="w14 wp14">
+  <w:p>
+    <w:pPr>
+      <w:pStyle w:val="Footer"/>
+    </w:pPr>
   </w:p>
 </w:ftr>
 </file>
@@ -12804,7 +13320,7 @@
         <w:szCs w:val="18"/>
         <w:lang w:val="pt-PT"/>
       </w:rPr>
-      <w:t>v1.0  |</w:t>
+      <w:t xml:space="preserve">v1.0  |</w:t>
     </w:r>
     <w:proofErr w:type="gramEnd"/>
     <w:r>
@@ -12816,6 +13332,16 @@
       </w:rPr>
       <w:t xml:space="preserve">  Confidencial</w:t>
     </w:r>
+  </w:p>
+</w:hdr>
+</file>
+
+<file path=word/header2.xml><?xml version="1.0" encoding="utf-8"?>
+<w:hdr xmlns:m="http://schemas.openxmlformats.org/officeDocument/2006/math" xmlns:mc="http://schemas.openxmlformats.org/markup-compatibility/2006" xmlns:mo="http://schemas.microsoft.com/office/mac/office/2008/main" xmlns:mv="urn:schemas-microsoft-com:mac:vml" xmlns:o="urn:schemas-microsoft-com:office:office" xmlns:r="http://schemas.openxmlformats.org/officeDocument/2006/relationships" xmlns:v="urn:schemas-microsoft-com:vml" xmlns:w10="urn:schemas-microsoft-com:office:word" xmlns:w14="http://schemas.microsoft.com/office/word/2010/wordml" xmlns:w="http://schemas.openxmlformats.org/wordprocessingml/2006/main" xmlns:wne="http://schemas.microsoft.com/office/word/2006/wordml" xmlns:wp14="http://schemas.microsoft.com/office/word/2010/wordprocessingDrawing" xmlns:wp="http://schemas.openxmlformats.org/drawingml/2006/wordprocessingDrawing" xmlns:wpc="http://schemas.microsoft.com/office/word/2010/wordprocessingCanvas" xmlns:wpg="http://schemas.microsoft.com/office/word/2010/wordprocessingGroup" xmlns:wpi="http://schemas.microsoft.com/office/word/2010/wordprocessingInk" xmlns:wps="http://schemas.microsoft.com/office/word/2010/wordprocessingShape" mc:Ignorable="w14 wp14">
+  <w:p>
+    <w:pPr>
+      <w:pStyle w:val="Header"/>
+    </w:pPr>
   </w:p>
 </w:hdr>
 </file>
